--- a/app/templates/template_1.docx
+++ b/app/templates/template_1.docx
@@ -95,7 +95,7 @@
         <w:tblStyle w:val="Tablaconcuadrcula"/>
         <w:tblW w:w="8968" w:type="dxa"/>
         <w:jc w:val="left"/>
-        <w:tblInd w:w="108" w:type="dxa"/>
+        <w:tblInd w:w="216" w:type="dxa"/>
         <w:tblLayout w:type="fixed"/>
         <w:tblCellMar>
           <w:top w:w="0" w:type="dxa"/>
@@ -4055,7 +4055,7 @@
         <w:tblStyle w:val="Tablaconcuadrcula"/>
         <w:tblW w:w="9247" w:type="dxa"/>
         <w:jc w:val="left"/>
-        <w:tblInd w:w="108" w:type="dxa"/>
+        <w:tblInd w:w="221" w:type="dxa"/>
         <w:tblLayout w:type="fixed"/>
         <w:tblCellMar>
           <w:top w:w="0" w:type="dxa"/>
@@ -4578,7 +4578,7 @@
         <w:tblStyle w:val="Tablaconcuadrcula"/>
         <w:tblW w:w="9232" w:type="dxa"/>
         <w:jc w:val="left"/>
-        <w:tblInd w:w="132" w:type="dxa"/>
+        <w:tblInd w:w="250" w:type="dxa"/>
         <w:tblLayout w:type="fixed"/>
         <w:tblCellMar>
           <w:top w:w="0" w:type="dxa"/>
@@ -5397,7 +5397,7 @@
         <w:tblStyle w:val="Tablaconcuadrcula"/>
         <w:tblW w:w="9493" w:type="dxa"/>
         <w:jc w:val="left"/>
-        <w:tblInd w:w="-2" w:type="dxa"/>
+        <w:tblInd w:w="12" w:type="dxa"/>
         <w:tblLayout w:type="fixed"/>
         <w:tblCellMar>
           <w:top w:w="0" w:type="dxa"/>
@@ -5765,7 +5765,7 @@
         <w:tblStyle w:val="Tablaconcuadrcula"/>
         <w:tblW w:w="9493" w:type="dxa"/>
         <w:jc w:val="left"/>
-        <w:tblInd w:w="-2" w:type="dxa"/>
+        <w:tblInd w:w="12" w:type="dxa"/>
         <w:tblLayout w:type="fixed"/>
         <w:tblCellMar>
           <w:top w:w="0" w:type="dxa"/>
@@ -6265,7 +6265,7 @@
         <w:tblStyle w:val="Tablaconcuadrcula"/>
         <w:tblW w:w="9356" w:type="dxa"/>
         <w:jc w:val="left"/>
-        <w:tblInd w:w="-15" w:type="dxa"/>
+        <w:tblInd w:w="65" w:type="dxa"/>
         <w:tblLayout w:type="fixed"/>
         <w:tblCellMar>
           <w:top w:w="0" w:type="dxa"/>
@@ -9303,6 +9303,33 @@
     <w:p>
       <w:pPr>
         <w:pStyle w:val="Normal"/>
+        <w:bidi w:val="0"/>
+        <w:ind w:hanging="0"/>
+        <w:jc w:val="left"/>
+        <w:rPr>
+          <w:rFonts w:ascii="Aptos Narrow" w:hAnsi="Aptos Narrow"/>
+          <w:i w:val="false"/>
+          <w:i w:val="false"/>
+          <w:strike w:val="false"/>
+          <w:dstrike w:val="false"/>
+          <w:outline w:val="false"/>
+          <w:shadow w:val="false"/>
+          <w:color w:val="000000"/>
+          <w:sz w:val="22"/>
+          <w:u w:val="none"/>
+          <w:em w:val="none"/>
+        </w:rPr>
+      </w:pPr>
+      <w:r>
+        <w:rPr>
+          <w:b/>
+          <w:bCs/>
+        </w:rPr>
+      </w:r>
+    </w:p>
+    <w:p>
+      <w:pPr>
+        <w:pStyle w:val="Normal"/>
         <w:widowControl w:val="false"/>
         <w:spacing w:before="0" w:after="0"/>
         <w:ind w:left="709" w:hanging="0"/>
@@ -9321,18 +9348,2226 @@
         </w:rPr>
       </w:r>
     </w:p>
+    <w:tbl>
+      <w:tblPr>
+        <w:tblW w:w="11261" w:type="dxa"/>
+        <w:jc w:val="left"/>
+        <w:tblInd w:w="-965" w:type="dxa"/>
+        <w:tblLayout w:type="fixed"/>
+        <w:tblCellMar>
+          <w:top w:w="0" w:type="dxa"/>
+          <w:left w:w="108" w:type="dxa"/>
+          <w:bottom w:w="0" w:type="dxa"/>
+          <w:right w:w="108" w:type="dxa"/>
+        </w:tblCellMar>
+      </w:tblPr>
+      <w:tblGrid>
+        <w:gridCol w:w="474"/>
+        <w:gridCol w:w="1613"/>
+        <w:gridCol w:w="3148"/>
+        <w:gridCol w:w="900"/>
+        <w:gridCol w:w="1000"/>
+        <w:gridCol w:w="899"/>
+        <w:gridCol w:w="3226"/>
+      </w:tblGrid>
+      <w:tr>
+        <w:trPr>
+          <w:tblHeader w:val="true"/>
+          <w:trHeight w:val="490" w:hRule="atLeast"/>
+          <w:cantSplit w:val="true"/>
+        </w:trPr>
+        <w:tc>
+          <w:tcPr>
+            <w:tcW w:w="2087" w:type="dxa"/>
+            <w:gridSpan w:val="2"/>
+            <w:tcBorders>
+              <w:top w:val="single" w:sz="4" w:space="0" w:color="1F497D"/>
+              <w:left w:val="single" w:sz="4" w:space="0" w:color="1F497D"/>
+              <w:bottom w:val="single" w:sz="4" w:space="0" w:color="1F497D"/>
+            </w:tcBorders>
+            <w:shd w:fill="DDDDDD" w:val="clear"/>
+            <w:vAlign w:val="center"/>
+          </w:tcPr>
+          <w:p>
+            <w:pPr>
+              <w:pStyle w:val="Normal"/>
+              <w:bidi w:val="0"/>
+              <w:spacing w:before="60" w:after="60"/>
+              <w:ind w:hanging="0"/>
+              <w:jc w:val="left"/>
+              <w:rPr>
+                <w:rFonts w:ascii="Arial" w:hAnsi="Arial"/>
+                <w:b/>
+                <w:b/>
+                <w:bCs/>
+                <w:sz w:val="18"/>
+                <w:szCs w:val="18"/>
+              </w:rPr>
+            </w:pPr>
+            <w:r>
+              <w:rPr>
+                <w:rFonts w:ascii="Arial" w:hAnsi="Arial"/>
+                <w:b/>
+                <w:bCs/>
+                <w:i w:val="false"/>
+                <w:strike w:val="false"/>
+                <w:dstrike w:val="false"/>
+                <w:outline w:val="false"/>
+                <w:shadow w:val="false"/>
+                <w:color w:val="000000"/>
+                <w:sz w:val="18"/>
+                <w:szCs w:val="18"/>
+                <w:u w:val="none"/>
+                <w:em w:val="none"/>
+              </w:rPr>
+              <w:t xml:space="preserve">     </w:t>
+            </w:r>
+            <w:r>
+              <w:rPr>
+                <w:rFonts w:ascii="Arial" w:hAnsi="Arial"/>
+                <w:b/>
+                <w:bCs/>
+                <w:i w:val="false"/>
+                <w:strike w:val="false"/>
+                <w:dstrike w:val="false"/>
+                <w:outline w:val="false"/>
+                <w:shadow w:val="false"/>
+                <w:color w:val="000000"/>
+                <w:sz w:val="18"/>
+                <w:szCs w:val="18"/>
+                <w:u w:val="none"/>
+                <w:em w:val="none"/>
+              </w:rPr>
+              <w:t>Ley N.º 20.422</w:t>
+            </w:r>
+          </w:p>
+        </w:tc>
+        <w:tc>
+          <w:tcPr>
+            <w:tcW w:w="9173" w:type="dxa"/>
+            <w:gridSpan w:val="5"/>
+            <w:tcBorders>
+              <w:top w:val="single" w:sz="4" w:space="0" w:color="1F497D"/>
+              <w:left w:val="single" w:sz="4" w:space="0" w:color="1F497D"/>
+              <w:bottom w:val="single" w:sz="4" w:space="0" w:color="1F497D"/>
+              <w:right w:val="single" w:sz="4" w:space="0" w:color="1F497D"/>
+            </w:tcBorders>
+            <w:shd w:fill="FFFFFF" w:val="clear"/>
+            <w:vAlign w:val="center"/>
+          </w:tcPr>
+          <w:p>
+            <w:pPr>
+              <w:pStyle w:val="TableContents"/>
+              <w:widowControl w:val="false"/>
+              <w:spacing w:before="60" w:after="60"/>
+              <w:ind w:hanging="0"/>
+              <w:jc w:val="center"/>
+              <w:rPr>
+                <w:rFonts w:ascii="Calibri" w:hAnsi="Calibri"/>
+              </w:rPr>
+            </w:pPr>
+            <w:r>
+              <w:rPr>
+                <w:rFonts w:ascii="Calibri" w:hAnsi="Calibri"/>
+              </w:rPr>
+            </w:r>
+          </w:p>
+        </w:tc>
+      </w:tr>
+      <w:tr>
+        <w:trPr>
+          <w:tblHeader w:val="true"/>
+          <w:trHeight w:val="490" w:hRule="atLeast"/>
+          <w:cantSplit w:val="true"/>
+        </w:trPr>
+        <w:tc>
+          <w:tcPr>
+            <w:tcW w:w="474" w:type="dxa"/>
+            <w:tcBorders>
+              <w:left w:val="single" w:sz="4" w:space="0" w:color="1F497D"/>
+              <w:bottom w:val="single" w:sz="4" w:space="0" w:color="1F497D"/>
+            </w:tcBorders>
+            <w:shd w:fill="B8CCE4" w:val="clear"/>
+            <w:vAlign w:val="center"/>
+          </w:tcPr>
+          <w:p>
+            <w:pPr>
+              <w:pStyle w:val="TableContents"/>
+              <w:widowControl w:val="false"/>
+              <w:spacing w:before="60" w:after="60"/>
+              <w:ind w:hanging="0"/>
+              <w:jc w:val="center"/>
+              <w:rPr>
+                <w:rFonts w:ascii="Calibri" w:hAnsi="Calibri"/>
+              </w:rPr>
+            </w:pPr>
+            <w:r>
+              <w:rPr>
+                <w:rFonts w:ascii="Calibri" w:hAnsi="Calibri"/>
+                <w:b/>
+                <w:bCs w:val="false"/>
+                <w:iCs w:val="false"/>
+                <w:color w:val="000000"/>
+                <w:szCs w:val="24"/>
+              </w:rPr>
+              <w:t>Nº</w:t>
+            </w:r>
+          </w:p>
+        </w:tc>
+        <w:tc>
+          <w:tcPr>
+            <w:tcW w:w="1613" w:type="dxa"/>
+            <w:tcBorders>
+              <w:left w:val="single" w:sz="4" w:space="0" w:color="1F497D"/>
+              <w:bottom w:val="single" w:sz="4" w:space="0" w:color="1F497D"/>
+            </w:tcBorders>
+            <w:shd w:fill="B8CCE4" w:val="clear"/>
+            <w:vAlign w:val="center"/>
+          </w:tcPr>
+          <w:p>
+            <w:pPr>
+              <w:pStyle w:val="TableContents"/>
+              <w:widowControl w:val="false"/>
+              <w:spacing w:before="60" w:after="60"/>
+              <w:ind w:hanging="0"/>
+              <w:jc w:val="center"/>
+              <w:rPr>
+                <w:rFonts w:ascii="Calibri" w:hAnsi="Calibri"/>
+              </w:rPr>
+            </w:pPr>
+            <w:r>
+              <w:rPr>
+                <w:rFonts w:ascii="Calibri" w:hAnsi="Calibri"/>
+                <w:b/>
+                <w:bCs w:val="false"/>
+                <w:iCs w:val="false"/>
+                <w:color w:val="000000"/>
+                <w:szCs w:val="24"/>
+              </w:rPr>
+              <w:t>Elemento / condición a verificar</w:t>
+            </w:r>
+          </w:p>
+        </w:tc>
+        <w:tc>
+          <w:tcPr>
+            <w:tcW w:w="3148" w:type="dxa"/>
+            <w:tcBorders>
+              <w:left w:val="single" w:sz="4" w:space="0" w:color="1F497D"/>
+              <w:bottom w:val="single" w:sz="4" w:space="0" w:color="1F497D"/>
+            </w:tcBorders>
+            <w:shd w:fill="B8CCE4" w:val="clear"/>
+            <w:vAlign w:val="center"/>
+          </w:tcPr>
+          <w:p>
+            <w:pPr>
+              <w:pStyle w:val="TableContents"/>
+              <w:widowControl w:val="false"/>
+              <w:spacing w:before="60" w:after="60"/>
+              <w:ind w:hanging="0"/>
+              <w:jc w:val="center"/>
+              <w:rPr>
+                <w:rFonts w:ascii="Calibri" w:hAnsi="Calibri"/>
+              </w:rPr>
+            </w:pPr>
+            <w:r>
+              <w:rPr>
+                <w:rFonts w:ascii="Calibri" w:hAnsi="Calibri"/>
+                <w:b/>
+                <w:bCs w:val="false"/>
+                <w:iCs w:val="false"/>
+                <w:color w:val="000000"/>
+                <w:szCs w:val="24"/>
+              </w:rPr>
+              <w:t>Criterio de verificación</w:t>
+            </w:r>
+          </w:p>
+        </w:tc>
+        <w:tc>
+          <w:tcPr>
+            <w:tcW w:w="900" w:type="dxa"/>
+            <w:tcBorders>
+              <w:left w:val="single" w:sz="4" w:space="0" w:color="1F497D"/>
+              <w:bottom w:val="single" w:sz="4" w:space="0" w:color="1F497D"/>
+            </w:tcBorders>
+            <w:shd w:fill="B8CCE4" w:val="clear"/>
+            <w:vAlign w:val="center"/>
+          </w:tcPr>
+          <w:p>
+            <w:pPr>
+              <w:pStyle w:val="TableContents"/>
+              <w:widowControl w:val="false"/>
+              <w:spacing w:before="60" w:after="60"/>
+              <w:ind w:hanging="0"/>
+              <w:jc w:val="center"/>
+              <w:rPr>
+                <w:rFonts w:ascii="Calibri" w:hAnsi="Calibri"/>
+              </w:rPr>
+            </w:pPr>
+            <w:r>
+              <w:rPr>
+                <w:rFonts w:ascii="Calibri" w:hAnsi="Calibri"/>
+                <w:bCs w:val="false"/>
+                <w:iCs w:val="false"/>
+                <w:color w:val="000000"/>
+                <w:sz w:val="18"/>
+                <w:szCs w:val="18"/>
+              </w:rPr>
+              <w:t>Cumple</w:t>
+            </w:r>
+          </w:p>
+        </w:tc>
+        <w:tc>
+          <w:tcPr>
+            <w:tcW w:w="1000" w:type="dxa"/>
+            <w:tcBorders>
+              <w:left w:val="single" w:sz="4" w:space="0" w:color="1F497D"/>
+              <w:bottom w:val="single" w:sz="4" w:space="0" w:color="1F497D"/>
+            </w:tcBorders>
+            <w:shd w:fill="B8CCE4" w:val="clear"/>
+            <w:vAlign w:val="center"/>
+          </w:tcPr>
+          <w:p>
+            <w:pPr>
+              <w:pStyle w:val="TableContents"/>
+              <w:widowControl w:val="false"/>
+              <w:suppressLineNumbers/>
+              <w:tabs>
+                <w:tab w:val="clear" w:pos="709"/>
+                <w:tab w:val="left" w:pos="0" w:leader="none"/>
+              </w:tabs>
+              <w:suppressAutoHyphens w:val="true"/>
+              <w:bidi w:val="0"/>
+              <w:spacing w:before="60" w:after="60"/>
+              <w:ind w:left="-89" w:right="-89" w:hanging="0"/>
+              <w:jc w:val="center"/>
+              <w:rPr>
+                <w:rFonts w:ascii="Calibri" w:hAnsi="Calibri"/>
+                <w:sz w:val="16"/>
+                <w:szCs w:val="16"/>
+              </w:rPr>
+            </w:pPr>
+            <w:r>
+              <w:rPr>
+                <w:rFonts w:ascii="Calibri" w:hAnsi="Calibri"/>
+                <w:bCs w:val="false"/>
+                <w:iCs w:val="false"/>
+                <w:color w:val="000000"/>
+                <w:sz w:val="16"/>
+                <w:szCs w:val="16"/>
+              </w:rPr>
+              <w:t>No   Implementado</w:t>
+            </w:r>
+          </w:p>
+        </w:tc>
+        <w:tc>
+          <w:tcPr>
+            <w:tcW w:w="899" w:type="dxa"/>
+            <w:tcBorders>
+              <w:left w:val="single" w:sz="4" w:space="0" w:color="1F497D"/>
+              <w:bottom w:val="single" w:sz="4" w:space="0" w:color="1F497D"/>
+            </w:tcBorders>
+            <w:shd w:fill="B8CCE4" w:val="clear"/>
+            <w:vAlign w:val="center"/>
+          </w:tcPr>
+          <w:p>
+            <w:pPr>
+              <w:pStyle w:val="TableContents"/>
+              <w:widowControl w:val="false"/>
+              <w:spacing w:before="60" w:after="60"/>
+              <w:ind w:hanging="0"/>
+              <w:jc w:val="center"/>
+              <w:rPr>
+                <w:rFonts w:ascii="Calibri" w:hAnsi="Calibri"/>
+              </w:rPr>
+            </w:pPr>
+            <w:r>
+              <w:rPr>
+                <w:rFonts w:ascii="Calibri" w:hAnsi="Calibri"/>
+                <w:bCs w:val="false"/>
+                <w:iCs w:val="false"/>
+                <w:color w:val="000000"/>
+                <w:szCs w:val="24"/>
+              </w:rPr>
+              <w:t>N/A</w:t>
+            </w:r>
+          </w:p>
+        </w:tc>
+        <w:tc>
+          <w:tcPr>
+            <w:tcW w:w="3226" w:type="dxa"/>
+            <w:tcBorders>
+              <w:left w:val="single" w:sz="4" w:space="0" w:color="1F497D"/>
+              <w:bottom w:val="single" w:sz="4" w:space="0" w:color="1F497D"/>
+              <w:right w:val="single" w:sz="4" w:space="0" w:color="1F497D"/>
+            </w:tcBorders>
+            <w:shd w:fill="B8CCE4" w:val="clear"/>
+            <w:vAlign w:val="center"/>
+          </w:tcPr>
+          <w:p>
+            <w:pPr>
+              <w:pStyle w:val="Normal"/>
+              <w:widowControl w:val="false"/>
+              <w:suppressAutoHyphens w:val="true"/>
+              <w:spacing w:before="0" w:after="0"/>
+              <w:ind w:left="0" w:right="0" w:hanging="0"/>
+              <w:jc w:val="center"/>
+              <w:rPr>
+                <w:rFonts w:ascii="Calibri" w:hAnsi="Calibri"/>
+              </w:rPr>
+            </w:pPr>
+            <w:r>
+              <w:rPr>
+                <w:rFonts w:ascii="Calibri" w:hAnsi="Calibri"/>
+                <w:bCs w:val="false"/>
+                <w:iCs w:val="false"/>
+                <w:sz w:val="20"/>
+                <w:szCs w:val="20"/>
+              </w:rPr>
+              <w:t>Observaciones</w:t>
+            </w:r>
+          </w:p>
+        </w:tc>
+      </w:tr>
+      <w:tr>
+        <w:trPr>
+          <w:cantSplit w:val="true"/>
+        </w:trPr>
+        <w:tc>
+          <w:tcPr>
+            <w:tcW w:w="474" w:type="dxa"/>
+            <w:tcBorders>
+              <w:top w:val="single" w:sz="4" w:space="0" w:color="1F497D"/>
+              <w:left w:val="single" w:sz="4" w:space="0" w:color="1F497D"/>
+              <w:bottom w:val="single" w:sz="4" w:space="0" w:color="1F497D"/>
+            </w:tcBorders>
+            <w:vAlign w:val="center"/>
+          </w:tcPr>
+          <w:p>
+            <w:pPr>
+              <w:pStyle w:val="Normal"/>
+              <w:widowControl w:val="false"/>
+              <w:suppressAutoHyphens w:val="true"/>
+              <w:spacing w:before="0" w:after="0"/>
+              <w:ind w:left="0" w:right="0" w:hanging="0"/>
+              <w:jc w:val="center"/>
+              <w:rPr>
+                <w:rFonts w:ascii="Calibri" w:hAnsi="Calibri"/>
+              </w:rPr>
+            </w:pPr>
+            <w:r>
+              <w:rPr>
+                <w:rFonts w:eastAsia="Times New Roman" w:cs="Arial" w:ascii="Calibri" w:hAnsi="Calibri"/>
+                <w:bCs w:val="false"/>
+                <w:iCs w:val="false"/>
+                <w:kern w:val="0"/>
+                <w:sz w:val="20"/>
+                <w:szCs w:val="20"/>
+                <w:lang w:val="es-ES" w:bidi="ar-SA"/>
+              </w:rPr>
+              <w:t>1</w:t>
+            </w:r>
+          </w:p>
+        </w:tc>
+        <w:tc>
+          <w:tcPr>
+            <w:tcW w:w="1613" w:type="dxa"/>
+            <w:tcBorders>
+              <w:top w:val="single" w:sz="4" w:space="0" w:color="1F497D"/>
+              <w:left w:val="single" w:sz="4" w:space="0" w:color="1F497D"/>
+              <w:bottom w:val="single" w:sz="4" w:space="0" w:color="1F497D"/>
+            </w:tcBorders>
+            <w:vAlign w:val="center"/>
+          </w:tcPr>
+          <w:p>
+            <w:pPr>
+              <w:pStyle w:val="TableContents"/>
+              <w:widowControl w:val="false"/>
+              <w:spacing w:before="60" w:after="60"/>
+              <w:ind w:hanging="0"/>
+              <w:jc w:val="left"/>
+              <w:rPr>
+                <w:b w:val="false"/>
+                <w:bCs w:val="false"/>
+                <w:i w:val="false"/>
+                <w:iCs w:val="false"/>
+                <w:sz w:val="24"/>
+                <w:szCs w:val="24"/>
+              </w:rPr>
+            </w:pPr>
+            <w:r>
+              <w:rPr>
+                <w:rFonts w:ascii="Calibri" w:hAnsi="Calibri"/>
+                <w:b/>
+                <w:bCs w:val="false"/>
+                <w:iCs w:val="false"/>
+                <w:color w:val="000000"/>
+                <w:szCs w:val="24"/>
+              </w:rPr>
+              <w:t>Ruta accesible y área de aproximación</w:t>
+            </w:r>
+          </w:p>
+        </w:tc>
+        <w:tc>
+          <w:tcPr>
+            <w:tcW w:w="3148" w:type="dxa"/>
+            <w:tcBorders>
+              <w:top w:val="single" w:sz="4" w:space="0" w:color="1F497D"/>
+              <w:left w:val="single" w:sz="4" w:space="0" w:color="1F497D"/>
+              <w:bottom w:val="single" w:sz="4" w:space="0" w:color="1F497D"/>
+            </w:tcBorders>
+            <w:vAlign w:val="center"/>
+          </w:tcPr>
+          <w:p>
+            <w:pPr>
+              <w:pStyle w:val="TableContents"/>
+              <w:widowControl w:val="false"/>
+              <w:spacing w:before="60" w:after="60"/>
+              <w:ind w:hanging="0"/>
+              <w:jc w:val="left"/>
+              <w:rPr>
+                <w:rFonts w:ascii="Calibri" w:hAnsi="Calibri"/>
+              </w:rPr>
+            </w:pPr>
+            <w:r>
+              <w:rPr>
+                <w:rFonts w:ascii="Calibri" w:hAnsi="Calibri"/>
+                <w:bCs w:val="false"/>
+                <w:iCs w:val="false"/>
+                <w:color w:val="000000"/>
+                <w:szCs w:val="24"/>
+              </w:rPr>
+              <w:t>Ascensor conectado a la ruta accesible, cuando corresponda. Área frente al ascensor mínimo 1,50 × 1,50 m y ancho frente a puerta no menor que la profundidad de la cabina.</w:t>
+            </w:r>
+          </w:p>
+        </w:tc>
+        <w:tc>
+          <w:tcPr>
+            <w:tcW w:w="900" w:type="dxa"/>
+            <w:tcBorders>
+              <w:top w:val="single" w:sz="4" w:space="0" w:color="1F497D"/>
+              <w:left w:val="single" w:sz="4" w:space="0" w:color="1F497D"/>
+              <w:bottom w:val="single" w:sz="4" w:space="0" w:color="1F497D"/>
+            </w:tcBorders>
+            <w:vAlign w:val="center"/>
+          </w:tcPr>
+          <w:p>
+            <w:pPr>
+              <w:pStyle w:val="Normal"/>
+              <w:widowControl w:val="false"/>
+              <w:suppressAutoHyphens w:val="true"/>
+              <w:spacing w:before="0" w:after="0"/>
+              <w:ind w:left="0" w:right="0" w:hanging="0"/>
+              <w:jc w:val="center"/>
+              <w:rPr>
+                <w:rFonts w:ascii="Calibri" w:hAnsi="Calibri"/>
+              </w:rPr>
+            </w:pPr>
+            <w:r>
+              <w:rPr>
+                <w:rFonts w:cs="Arial" w:ascii="Calibri" w:hAnsi="Calibri"/>
+                <w:bCs w:val="false"/>
+                <w:iCs w:val="false"/>
+                <w:szCs w:val="24"/>
+                <w:lang w:val="es-ES"/>
+              </w:rPr>
+              <w:t>{{inc_1_cumple}}</w:t>
+            </w:r>
+          </w:p>
+        </w:tc>
+        <w:tc>
+          <w:tcPr>
+            <w:tcW w:w="1000" w:type="dxa"/>
+            <w:tcBorders>
+              <w:top w:val="single" w:sz="4" w:space="0" w:color="1F497D"/>
+              <w:left w:val="single" w:sz="4" w:space="0" w:color="1F497D"/>
+              <w:bottom w:val="single" w:sz="4" w:space="0" w:color="1F497D"/>
+            </w:tcBorders>
+            <w:vAlign w:val="center"/>
+          </w:tcPr>
+          <w:p>
+            <w:pPr>
+              <w:pStyle w:val="Normal"/>
+              <w:widowControl w:val="false"/>
+              <w:suppressAutoHyphens w:val="true"/>
+              <w:spacing w:before="0" w:after="0"/>
+              <w:ind w:left="0" w:right="0" w:hanging="0"/>
+              <w:jc w:val="center"/>
+              <w:rPr>
+                <w:rFonts w:ascii="Calibri" w:hAnsi="Calibri"/>
+              </w:rPr>
+            </w:pPr>
+            <w:r>
+              <w:rPr>
+                <w:rFonts w:cs="Arial" w:ascii="Calibri" w:hAnsi="Calibri"/>
+                <w:bCs w:val="false"/>
+                <w:iCs w:val="false"/>
+                <w:szCs w:val="24"/>
+                <w:lang w:val="es-ES"/>
+              </w:rPr>
+              <w:t>{{inc_1_no}}</w:t>
+            </w:r>
+          </w:p>
+        </w:tc>
+        <w:tc>
+          <w:tcPr>
+            <w:tcW w:w="899" w:type="dxa"/>
+            <w:tcBorders>
+              <w:top w:val="single" w:sz="4" w:space="0" w:color="1F497D"/>
+              <w:left w:val="single" w:sz="4" w:space="0" w:color="1F497D"/>
+              <w:bottom w:val="single" w:sz="4" w:space="0" w:color="1F497D"/>
+            </w:tcBorders>
+            <w:vAlign w:val="center"/>
+          </w:tcPr>
+          <w:p>
+            <w:pPr>
+              <w:pStyle w:val="Normal"/>
+              <w:widowControl w:val="false"/>
+              <w:suppressAutoHyphens w:val="true"/>
+              <w:spacing w:before="0" w:after="0"/>
+              <w:ind w:left="0" w:right="0" w:hanging="0"/>
+              <w:jc w:val="center"/>
+              <w:rPr>
+                <w:rFonts w:ascii="Calibri" w:hAnsi="Calibri"/>
+              </w:rPr>
+            </w:pPr>
+            <w:r>
+              <w:rPr>
+                <w:rFonts w:cs="Arial" w:ascii="Calibri" w:hAnsi="Calibri"/>
+                <w:bCs w:val="false"/>
+                <w:iCs w:val="false"/>
+                <w:szCs w:val="24"/>
+                <w:lang w:val="es-ES"/>
+              </w:rPr>
+              <w:t>{{inc_1_na}}</w:t>
+            </w:r>
+          </w:p>
+        </w:tc>
+        <w:tc>
+          <w:tcPr>
+            <w:tcW w:w="3226" w:type="dxa"/>
+            <w:tcBorders>
+              <w:top w:val="single" w:sz="4" w:space="0" w:color="1F497D"/>
+              <w:left w:val="single" w:sz="4" w:space="0" w:color="1F497D"/>
+              <w:bottom w:val="single" w:sz="4" w:space="0" w:color="1F497D"/>
+              <w:right w:val="single" w:sz="4" w:space="0" w:color="1F497D"/>
+            </w:tcBorders>
+            <w:vAlign w:val="center"/>
+          </w:tcPr>
+          <w:p>
+            <w:pPr>
+              <w:pStyle w:val="Normal"/>
+              <w:widowControl w:val="false"/>
+              <w:suppressAutoHyphens w:val="true"/>
+              <w:spacing w:before="0" w:after="0"/>
+              <w:ind w:left="0" w:right="0" w:hanging="0"/>
+              <w:jc w:val="left"/>
+              <w:rPr>
+                <w:rFonts w:ascii="Calibri" w:hAnsi="Calibri"/>
+              </w:rPr>
+            </w:pPr>
+            <w:r>
+              <w:rPr>
+                <w:rFonts w:cs="Arial" w:ascii="Calibri" w:hAnsi="Calibri"/>
+                <w:bCs w:val="false"/>
+                <w:iCs w:val="false"/>
+                <w:szCs w:val="24"/>
+                <w:lang w:val="es-ES"/>
+              </w:rPr>
+              <w:t>{{inc_1_obs}}</w:t>
+            </w:r>
+          </w:p>
+        </w:tc>
+      </w:tr>
+      <w:tr>
+        <w:trPr>
+          <w:cantSplit w:val="true"/>
+        </w:trPr>
+        <w:tc>
+          <w:tcPr>
+            <w:tcW w:w="474" w:type="dxa"/>
+            <w:tcBorders>
+              <w:left w:val="single" w:sz="4" w:space="0" w:color="1F497D"/>
+              <w:bottom w:val="single" w:sz="4" w:space="0" w:color="1F497D"/>
+            </w:tcBorders>
+            <w:vAlign w:val="center"/>
+          </w:tcPr>
+          <w:p>
+            <w:pPr>
+              <w:pStyle w:val="Normal"/>
+              <w:widowControl w:val="false"/>
+              <w:suppressAutoHyphens w:val="true"/>
+              <w:spacing w:before="0" w:after="0"/>
+              <w:ind w:left="0" w:right="0" w:hanging="0"/>
+              <w:jc w:val="center"/>
+              <w:rPr>
+                <w:rFonts w:ascii="Calibri" w:hAnsi="Calibri"/>
+              </w:rPr>
+            </w:pPr>
+            <w:r>
+              <w:rPr>
+                <w:rFonts w:cs="Arial" w:ascii="Calibri" w:hAnsi="Calibri"/>
+                <w:bCs w:val="false"/>
+                <w:iCs w:val="false"/>
+                <w:szCs w:val="24"/>
+                <w:lang w:val="es-ES"/>
+              </w:rPr>
+              <w:t>2</w:t>
+            </w:r>
+          </w:p>
+        </w:tc>
+        <w:tc>
+          <w:tcPr>
+            <w:tcW w:w="1613" w:type="dxa"/>
+            <w:tcBorders>
+              <w:left w:val="single" w:sz="4" w:space="0" w:color="1F497D"/>
+              <w:bottom w:val="single" w:sz="4" w:space="0" w:color="1F497D"/>
+            </w:tcBorders>
+            <w:vAlign w:val="center"/>
+          </w:tcPr>
+          <w:p>
+            <w:pPr>
+              <w:pStyle w:val="TableContents"/>
+              <w:widowControl w:val="false"/>
+              <w:spacing w:before="60" w:after="60"/>
+              <w:ind w:hanging="0"/>
+              <w:jc w:val="left"/>
+              <w:rPr>
+                <w:b w:val="false"/>
+                <w:bCs w:val="false"/>
+                <w:i w:val="false"/>
+                <w:iCs w:val="false"/>
+                <w:sz w:val="24"/>
+                <w:szCs w:val="24"/>
+              </w:rPr>
+            </w:pPr>
+            <w:r>
+              <w:rPr>
+                <w:rFonts w:ascii="Calibri" w:hAnsi="Calibri"/>
+                <w:b/>
+                <w:bCs w:val="false"/>
+                <w:iCs w:val="false"/>
+                <w:color w:val="000000"/>
+                <w:szCs w:val="24"/>
+              </w:rPr>
+              <w:t>Panel de comando: ubicación</w:t>
+            </w:r>
+          </w:p>
+        </w:tc>
+        <w:tc>
+          <w:tcPr>
+            <w:tcW w:w="3148" w:type="dxa"/>
+            <w:tcBorders>
+              <w:left w:val="single" w:sz="4" w:space="0" w:color="1F497D"/>
+              <w:bottom w:val="single" w:sz="4" w:space="0" w:color="1F497D"/>
+            </w:tcBorders>
+            <w:vAlign w:val="center"/>
+          </w:tcPr>
+          <w:p>
+            <w:pPr>
+              <w:pStyle w:val="TableContents"/>
+              <w:widowControl w:val="false"/>
+              <w:spacing w:before="60" w:after="60"/>
+              <w:ind w:hanging="0"/>
+              <w:jc w:val="left"/>
+              <w:rPr>
+                <w:rFonts w:ascii="Calibri" w:hAnsi="Calibri"/>
+              </w:rPr>
+            </w:pPr>
+            <w:r>
+              <w:rPr>
+                <w:rFonts w:ascii="Calibri" w:hAnsi="Calibri"/>
+                <w:bCs w:val="false"/>
+                <w:iCs w:val="false"/>
+                <w:color w:val="000000"/>
+                <w:szCs w:val="24"/>
+              </w:rPr>
+              <w:t>Botones/sistemas de activación entre 0,90 y 1,20 m de altura y a mínimo 0,40 m del vértice interior de la cabina.</w:t>
+            </w:r>
+          </w:p>
+        </w:tc>
+        <w:tc>
+          <w:tcPr>
+            <w:tcW w:w="900" w:type="dxa"/>
+            <w:tcBorders>
+              <w:left w:val="single" w:sz="4" w:space="0" w:color="1F497D"/>
+              <w:bottom w:val="single" w:sz="4" w:space="0" w:color="1F497D"/>
+            </w:tcBorders>
+            <w:vAlign w:val="center"/>
+          </w:tcPr>
+          <w:p>
+            <w:pPr>
+              <w:pStyle w:val="Normal"/>
+              <w:widowControl w:val="false"/>
+              <w:suppressAutoHyphens w:val="true"/>
+              <w:spacing w:before="0" w:after="0"/>
+              <w:ind w:left="0" w:right="0" w:hanging="0"/>
+              <w:jc w:val="center"/>
+              <w:rPr>
+                <w:rFonts w:ascii="Calibri" w:hAnsi="Calibri"/>
+              </w:rPr>
+            </w:pPr>
+            <w:r>
+              <w:rPr>
+                <w:rFonts w:cs="Arial" w:ascii="Calibri" w:hAnsi="Calibri"/>
+                <w:bCs w:val="false"/>
+                <w:iCs w:val="false"/>
+                <w:szCs w:val="24"/>
+                <w:lang w:val="es-ES"/>
+              </w:rPr>
+              <w:t>{{inc_2_cumple}}</w:t>
+            </w:r>
+          </w:p>
+        </w:tc>
+        <w:tc>
+          <w:tcPr>
+            <w:tcW w:w="1000" w:type="dxa"/>
+            <w:tcBorders>
+              <w:left w:val="single" w:sz="4" w:space="0" w:color="1F497D"/>
+              <w:bottom w:val="single" w:sz="4" w:space="0" w:color="1F497D"/>
+            </w:tcBorders>
+            <w:vAlign w:val="center"/>
+          </w:tcPr>
+          <w:p>
+            <w:pPr>
+              <w:pStyle w:val="Normal"/>
+              <w:widowControl w:val="false"/>
+              <w:suppressAutoHyphens w:val="true"/>
+              <w:spacing w:before="0" w:after="0"/>
+              <w:ind w:left="0" w:right="0" w:hanging="0"/>
+              <w:jc w:val="center"/>
+              <w:rPr>
+                <w:rFonts w:ascii="Calibri" w:hAnsi="Calibri"/>
+              </w:rPr>
+            </w:pPr>
+            <w:r>
+              <w:rPr>
+                <w:rFonts w:cs="Arial" w:ascii="Calibri" w:hAnsi="Calibri"/>
+                <w:bCs w:val="false"/>
+                <w:iCs w:val="false"/>
+                <w:szCs w:val="24"/>
+                <w:lang w:val="es-ES"/>
+              </w:rPr>
+              <w:t>{{inc_2_no}}</w:t>
+            </w:r>
+          </w:p>
+        </w:tc>
+        <w:tc>
+          <w:tcPr>
+            <w:tcW w:w="899" w:type="dxa"/>
+            <w:tcBorders>
+              <w:left w:val="single" w:sz="4" w:space="0" w:color="1F497D"/>
+              <w:bottom w:val="single" w:sz="4" w:space="0" w:color="1F497D"/>
+            </w:tcBorders>
+            <w:vAlign w:val="center"/>
+          </w:tcPr>
+          <w:p>
+            <w:pPr>
+              <w:pStyle w:val="Normal"/>
+              <w:widowControl w:val="false"/>
+              <w:suppressAutoHyphens w:val="true"/>
+              <w:spacing w:before="0" w:after="0"/>
+              <w:ind w:left="0" w:right="0" w:hanging="0"/>
+              <w:jc w:val="center"/>
+              <w:rPr>
+                <w:rFonts w:ascii="Calibri" w:hAnsi="Calibri"/>
+              </w:rPr>
+            </w:pPr>
+            <w:r>
+              <w:rPr>
+                <w:rFonts w:cs="Arial" w:ascii="Calibri" w:hAnsi="Calibri"/>
+                <w:bCs w:val="false"/>
+                <w:iCs w:val="false"/>
+                <w:szCs w:val="24"/>
+                <w:lang w:val="es-ES"/>
+              </w:rPr>
+              <w:t>{{inc_2_na}}</w:t>
+            </w:r>
+          </w:p>
+        </w:tc>
+        <w:tc>
+          <w:tcPr>
+            <w:tcW w:w="3226" w:type="dxa"/>
+            <w:tcBorders>
+              <w:left w:val="single" w:sz="4" w:space="0" w:color="1F497D"/>
+              <w:bottom w:val="single" w:sz="4" w:space="0" w:color="1F497D"/>
+              <w:right w:val="single" w:sz="4" w:space="0" w:color="1F497D"/>
+            </w:tcBorders>
+            <w:vAlign w:val="center"/>
+          </w:tcPr>
+          <w:p>
+            <w:pPr>
+              <w:pStyle w:val="Normal"/>
+              <w:widowControl w:val="false"/>
+              <w:suppressAutoHyphens w:val="true"/>
+              <w:spacing w:before="0" w:after="0"/>
+              <w:ind w:left="0" w:right="0" w:hanging="0"/>
+              <w:jc w:val="left"/>
+              <w:rPr>
+                <w:rFonts w:ascii="Calibri" w:hAnsi="Calibri"/>
+              </w:rPr>
+            </w:pPr>
+            <w:r>
+              <w:rPr>
+                <w:rFonts w:cs="Arial" w:ascii="Calibri" w:hAnsi="Calibri"/>
+                <w:bCs w:val="false"/>
+                <w:iCs w:val="false"/>
+                <w:szCs w:val="24"/>
+                <w:lang w:val="es-ES"/>
+              </w:rPr>
+              <w:t>{{inc_2_obs}}</w:t>
+            </w:r>
+          </w:p>
+        </w:tc>
+      </w:tr>
+      <w:tr>
+        <w:trPr>
+          <w:cantSplit w:val="true"/>
+        </w:trPr>
+        <w:tc>
+          <w:tcPr>
+            <w:tcW w:w="474" w:type="dxa"/>
+            <w:tcBorders>
+              <w:left w:val="single" w:sz="4" w:space="0" w:color="1F497D"/>
+              <w:bottom w:val="single" w:sz="4" w:space="0" w:color="1F497D"/>
+            </w:tcBorders>
+            <w:vAlign w:val="center"/>
+          </w:tcPr>
+          <w:p>
+            <w:pPr>
+              <w:pStyle w:val="Normal"/>
+              <w:widowControl w:val="false"/>
+              <w:suppressAutoHyphens w:val="true"/>
+              <w:spacing w:before="0" w:after="0"/>
+              <w:ind w:left="0" w:right="0" w:hanging="0"/>
+              <w:jc w:val="center"/>
+              <w:rPr>
+                <w:rFonts w:ascii="Calibri" w:hAnsi="Calibri"/>
+              </w:rPr>
+            </w:pPr>
+            <w:r>
+              <w:rPr>
+                <w:rFonts w:cs="Arial" w:ascii="Calibri" w:hAnsi="Calibri"/>
+                <w:bCs w:val="false"/>
+                <w:iCs w:val="false"/>
+                <w:szCs w:val="24"/>
+                <w:lang w:val="es-ES"/>
+              </w:rPr>
+              <w:t>3</w:t>
+            </w:r>
+          </w:p>
+        </w:tc>
+        <w:tc>
+          <w:tcPr>
+            <w:tcW w:w="1613" w:type="dxa"/>
+            <w:tcBorders>
+              <w:left w:val="single" w:sz="4" w:space="0" w:color="1F497D"/>
+              <w:bottom w:val="single" w:sz="4" w:space="0" w:color="1F497D"/>
+            </w:tcBorders>
+            <w:vAlign w:val="center"/>
+          </w:tcPr>
+          <w:p>
+            <w:pPr>
+              <w:pStyle w:val="TableContents"/>
+              <w:widowControl w:val="false"/>
+              <w:spacing w:before="60" w:after="60"/>
+              <w:ind w:hanging="0"/>
+              <w:jc w:val="left"/>
+              <w:rPr>
+                <w:b w:val="false"/>
+                <w:bCs w:val="false"/>
+                <w:i w:val="false"/>
+                <w:iCs w:val="false"/>
+                <w:sz w:val="24"/>
+                <w:szCs w:val="24"/>
+              </w:rPr>
+            </w:pPr>
+            <w:r>
+              <w:rPr>
+                <w:rFonts w:ascii="Calibri" w:hAnsi="Calibri"/>
+                <w:b/>
+                <w:bCs w:val="false"/>
+                <w:iCs w:val="false"/>
+                <w:color w:val="000000"/>
+                <w:szCs w:val="24"/>
+              </w:rPr>
+              <w:t>Botones de comando</w:t>
+            </w:r>
+          </w:p>
+        </w:tc>
+        <w:tc>
+          <w:tcPr>
+            <w:tcW w:w="3148" w:type="dxa"/>
+            <w:tcBorders>
+              <w:left w:val="single" w:sz="4" w:space="0" w:color="1F497D"/>
+              <w:bottom w:val="single" w:sz="4" w:space="0" w:color="1F497D"/>
+            </w:tcBorders>
+            <w:vAlign w:val="center"/>
+          </w:tcPr>
+          <w:p>
+            <w:pPr>
+              <w:pStyle w:val="TableContents"/>
+              <w:widowControl w:val="false"/>
+              <w:spacing w:before="60" w:after="60"/>
+              <w:ind w:hanging="0"/>
+              <w:jc w:val="left"/>
+              <w:rPr>
+                <w:b w:val="false"/>
+                <w:bCs w:val="false"/>
+                <w:i w:val="false"/>
+                <w:iCs w:val="false"/>
+                <w:sz w:val="24"/>
+                <w:szCs w:val="24"/>
+              </w:rPr>
+            </w:pPr>
+            <w:r>
+              <w:rPr>
+                <w:rFonts w:ascii="Calibri" w:hAnsi="Calibri"/>
+                <w:bCs w:val="false"/>
+                <w:iCs w:val="false"/>
+                <w:color w:val="000000"/>
+                <w:szCs w:val="24"/>
+              </w:rPr>
+              <w:t>Botones de numeración con diámetro mínimo 2 cm, en sobrerrelieve, con contraste de color y numeración Braille alineada lateralmente.</w:t>
+            </w:r>
+          </w:p>
+        </w:tc>
+        <w:tc>
+          <w:tcPr>
+            <w:tcW w:w="900" w:type="dxa"/>
+            <w:tcBorders>
+              <w:left w:val="single" w:sz="4" w:space="0" w:color="1F497D"/>
+              <w:bottom w:val="single" w:sz="4" w:space="0" w:color="1F497D"/>
+            </w:tcBorders>
+            <w:vAlign w:val="center"/>
+          </w:tcPr>
+          <w:p>
+            <w:pPr>
+              <w:pStyle w:val="Normal"/>
+              <w:widowControl w:val="false"/>
+              <w:suppressAutoHyphens w:val="true"/>
+              <w:spacing w:before="0" w:after="0"/>
+              <w:ind w:left="0" w:right="0" w:hanging="0"/>
+              <w:jc w:val="center"/>
+              <w:rPr>
+                <w:rFonts w:ascii="Calibri" w:hAnsi="Calibri"/>
+              </w:rPr>
+            </w:pPr>
+            <w:r>
+              <w:rPr>
+                <w:rFonts w:cs="Arial" w:ascii="Calibri" w:hAnsi="Calibri"/>
+                <w:bCs w:val="false"/>
+                <w:iCs w:val="false"/>
+                <w:szCs w:val="24"/>
+                <w:lang w:val="es-ES"/>
+              </w:rPr>
+              <w:t>{{inc_3_cumple}}</w:t>
+            </w:r>
+          </w:p>
+        </w:tc>
+        <w:tc>
+          <w:tcPr>
+            <w:tcW w:w="1000" w:type="dxa"/>
+            <w:tcBorders>
+              <w:left w:val="single" w:sz="4" w:space="0" w:color="1F497D"/>
+              <w:bottom w:val="single" w:sz="4" w:space="0" w:color="1F497D"/>
+            </w:tcBorders>
+            <w:vAlign w:val="center"/>
+          </w:tcPr>
+          <w:p>
+            <w:pPr>
+              <w:pStyle w:val="Normal"/>
+              <w:widowControl w:val="false"/>
+              <w:suppressAutoHyphens w:val="true"/>
+              <w:spacing w:before="0" w:after="0"/>
+              <w:ind w:left="0" w:right="0" w:hanging="0"/>
+              <w:jc w:val="center"/>
+              <w:rPr>
+                <w:rFonts w:ascii="Calibri" w:hAnsi="Calibri"/>
+              </w:rPr>
+            </w:pPr>
+            <w:r>
+              <w:rPr>
+                <w:rFonts w:cs="Arial" w:ascii="Calibri" w:hAnsi="Calibri"/>
+                <w:bCs w:val="false"/>
+                <w:iCs w:val="false"/>
+                <w:szCs w:val="24"/>
+                <w:lang w:val="es-ES"/>
+              </w:rPr>
+              <w:t>{{inc_3_no}}</w:t>
+            </w:r>
+          </w:p>
+        </w:tc>
+        <w:tc>
+          <w:tcPr>
+            <w:tcW w:w="899" w:type="dxa"/>
+            <w:tcBorders>
+              <w:left w:val="single" w:sz="4" w:space="0" w:color="1F497D"/>
+              <w:bottom w:val="single" w:sz="4" w:space="0" w:color="1F497D"/>
+            </w:tcBorders>
+            <w:vAlign w:val="center"/>
+          </w:tcPr>
+          <w:p>
+            <w:pPr>
+              <w:pStyle w:val="Normal"/>
+              <w:widowControl w:val="false"/>
+              <w:suppressAutoHyphens w:val="true"/>
+              <w:spacing w:before="0" w:after="0"/>
+              <w:ind w:left="0" w:right="0" w:hanging="0"/>
+              <w:jc w:val="center"/>
+              <w:rPr>
+                <w:rFonts w:ascii="Calibri" w:hAnsi="Calibri"/>
+              </w:rPr>
+            </w:pPr>
+            <w:r>
+              <w:rPr>
+                <w:rFonts w:cs="Arial" w:ascii="Calibri" w:hAnsi="Calibri"/>
+                <w:bCs w:val="false"/>
+                <w:iCs w:val="false"/>
+                <w:szCs w:val="24"/>
+                <w:lang w:val="es-ES"/>
+              </w:rPr>
+              <w:t>{{inc_3_na}}</w:t>
+            </w:r>
+          </w:p>
+        </w:tc>
+        <w:tc>
+          <w:tcPr>
+            <w:tcW w:w="3226" w:type="dxa"/>
+            <w:tcBorders>
+              <w:left w:val="single" w:sz="4" w:space="0" w:color="1F497D"/>
+              <w:bottom w:val="single" w:sz="4" w:space="0" w:color="1F497D"/>
+              <w:right w:val="single" w:sz="4" w:space="0" w:color="1F497D"/>
+            </w:tcBorders>
+            <w:vAlign w:val="center"/>
+          </w:tcPr>
+          <w:p>
+            <w:pPr>
+              <w:pStyle w:val="Normal"/>
+              <w:widowControl w:val="false"/>
+              <w:suppressAutoHyphens w:val="true"/>
+              <w:spacing w:before="0" w:after="0"/>
+              <w:ind w:left="0" w:right="0" w:hanging="0"/>
+              <w:jc w:val="left"/>
+              <w:rPr>
+                <w:rFonts w:ascii="Calibri" w:hAnsi="Calibri"/>
+              </w:rPr>
+            </w:pPr>
+            <w:r>
+              <w:rPr>
+                <w:rFonts w:cs="Arial" w:ascii="Calibri" w:hAnsi="Calibri"/>
+                <w:bCs w:val="false"/>
+                <w:iCs w:val="false"/>
+                <w:szCs w:val="24"/>
+                <w:lang w:val="es-ES"/>
+              </w:rPr>
+              <w:t>{{inc_3_obs}}</w:t>
+            </w:r>
+          </w:p>
+        </w:tc>
+      </w:tr>
+      <w:tr>
+        <w:trPr>
+          <w:cantSplit w:val="true"/>
+        </w:trPr>
+        <w:tc>
+          <w:tcPr>
+            <w:tcW w:w="474" w:type="dxa"/>
+            <w:tcBorders>
+              <w:left w:val="single" w:sz="4" w:space="0" w:color="1F497D"/>
+              <w:bottom w:val="single" w:sz="4" w:space="0" w:color="1F497D"/>
+            </w:tcBorders>
+            <w:vAlign w:val="center"/>
+          </w:tcPr>
+          <w:p>
+            <w:pPr>
+              <w:pStyle w:val="Normal"/>
+              <w:widowControl w:val="false"/>
+              <w:suppressAutoHyphens w:val="true"/>
+              <w:spacing w:before="0" w:after="0"/>
+              <w:ind w:left="0" w:right="0" w:hanging="0"/>
+              <w:jc w:val="center"/>
+              <w:rPr>
+                <w:rFonts w:ascii="Calibri" w:hAnsi="Calibri"/>
+              </w:rPr>
+            </w:pPr>
+            <w:r>
+              <w:rPr>
+                <w:rFonts w:cs="Arial" w:ascii="Calibri" w:hAnsi="Calibri"/>
+                <w:bCs w:val="false"/>
+                <w:iCs w:val="false"/>
+                <w:szCs w:val="24"/>
+                <w:lang w:val="es-ES"/>
+              </w:rPr>
+              <w:t>4</w:t>
+            </w:r>
+          </w:p>
+        </w:tc>
+        <w:tc>
+          <w:tcPr>
+            <w:tcW w:w="1613" w:type="dxa"/>
+            <w:tcBorders>
+              <w:left w:val="single" w:sz="4" w:space="0" w:color="1F497D"/>
+              <w:bottom w:val="single" w:sz="4" w:space="0" w:color="1F497D"/>
+            </w:tcBorders>
+            <w:vAlign w:val="center"/>
+          </w:tcPr>
+          <w:p>
+            <w:pPr>
+              <w:pStyle w:val="TableContents"/>
+              <w:widowControl w:val="false"/>
+              <w:spacing w:before="60" w:after="60"/>
+              <w:ind w:hanging="0"/>
+              <w:jc w:val="left"/>
+              <w:rPr>
+                <w:b w:val="false"/>
+                <w:bCs w:val="false"/>
+                <w:i w:val="false"/>
+                <w:iCs w:val="false"/>
+                <w:sz w:val="24"/>
+                <w:szCs w:val="24"/>
+              </w:rPr>
+            </w:pPr>
+            <w:r>
+              <w:rPr>
+                <w:rFonts w:ascii="Calibri" w:hAnsi="Calibri"/>
+                <w:b/>
+                <w:bCs w:val="false"/>
+                <w:iCs w:val="false"/>
+                <w:color w:val="000000"/>
+                <w:szCs w:val="24"/>
+              </w:rPr>
+              <w:t>Pasamano</w:t>
+            </w:r>
+          </w:p>
+        </w:tc>
+        <w:tc>
+          <w:tcPr>
+            <w:tcW w:w="3148" w:type="dxa"/>
+            <w:tcBorders>
+              <w:left w:val="single" w:sz="4" w:space="0" w:color="1F497D"/>
+              <w:bottom w:val="single" w:sz="4" w:space="0" w:color="1F497D"/>
+            </w:tcBorders>
+            <w:vAlign w:val="center"/>
+          </w:tcPr>
+          <w:p>
+            <w:pPr>
+              <w:pStyle w:val="TableContents"/>
+              <w:widowControl w:val="false"/>
+              <w:spacing w:before="60" w:after="60"/>
+              <w:ind w:hanging="0"/>
+              <w:jc w:val="left"/>
+              <w:rPr>
+                <w:b w:val="false"/>
+                <w:bCs w:val="false"/>
+                <w:i w:val="false"/>
+                <w:iCs w:val="false"/>
+                <w:sz w:val="24"/>
+                <w:szCs w:val="24"/>
+              </w:rPr>
+            </w:pPr>
+            <w:r>
+              <w:rPr>
+                <w:rFonts w:ascii="Calibri" w:hAnsi="Calibri"/>
+                <w:bCs w:val="false"/>
+                <w:iCs w:val="false"/>
+                <w:color w:val="000000"/>
+                <w:szCs w:val="24"/>
+              </w:rPr>
+              <w:t>Pasamano en al menos una pared lateral, en todo su largo cuando corresponda; diámetro 3,5–5 cm, separación de la pared ≥ 3,5 cm y altura 0,90 m.</w:t>
+            </w:r>
+          </w:p>
+        </w:tc>
+        <w:tc>
+          <w:tcPr>
+            <w:tcW w:w="900" w:type="dxa"/>
+            <w:tcBorders>
+              <w:left w:val="single" w:sz="4" w:space="0" w:color="1F497D"/>
+              <w:bottom w:val="single" w:sz="4" w:space="0" w:color="1F497D"/>
+            </w:tcBorders>
+            <w:vAlign w:val="center"/>
+          </w:tcPr>
+          <w:p>
+            <w:pPr>
+              <w:pStyle w:val="Normal"/>
+              <w:widowControl w:val="false"/>
+              <w:suppressAutoHyphens w:val="true"/>
+              <w:spacing w:before="0" w:after="0"/>
+              <w:ind w:left="0" w:right="0" w:hanging="0"/>
+              <w:jc w:val="center"/>
+              <w:rPr>
+                <w:rFonts w:ascii="Calibri" w:hAnsi="Calibri"/>
+              </w:rPr>
+            </w:pPr>
+            <w:r>
+              <w:rPr>
+                <w:rFonts w:cs="Arial" w:ascii="Calibri" w:hAnsi="Calibri"/>
+                <w:bCs w:val="false"/>
+                <w:iCs w:val="false"/>
+                <w:szCs w:val="24"/>
+                <w:lang w:val="es-ES"/>
+              </w:rPr>
+              <w:t>{{inc_4_cumple}}</w:t>
+            </w:r>
+          </w:p>
+        </w:tc>
+        <w:tc>
+          <w:tcPr>
+            <w:tcW w:w="1000" w:type="dxa"/>
+            <w:tcBorders>
+              <w:left w:val="single" w:sz="4" w:space="0" w:color="1F497D"/>
+              <w:bottom w:val="single" w:sz="4" w:space="0" w:color="1F497D"/>
+            </w:tcBorders>
+            <w:vAlign w:val="center"/>
+          </w:tcPr>
+          <w:p>
+            <w:pPr>
+              <w:pStyle w:val="Normal"/>
+              <w:widowControl w:val="false"/>
+              <w:suppressAutoHyphens w:val="true"/>
+              <w:spacing w:before="0" w:after="0"/>
+              <w:ind w:left="0" w:right="0" w:hanging="0"/>
+              <w:jc w:val="center"/>
+              <w:rPr>
+                <w:rFonts w:ascii="Calibri" w:hAnsi="Calibri"/>
+              </w:rPr>
+            </w:pPr>
+            <w:r>
+              <w:rPr>
+                <w:rFonts w:cs="Arial" w:ascii="Calibri" w:hAnsi="Calibri"/>
+                <w:bCs w:val="false"/>
+                <w:iCs w:val="false"/>
+                <w:szCs w:val="24"/>
+                <w:lang w:val="es-ES"/>
+              </w:rPr>
+              <w:t>{{inc_4_no}}</w:t>
+            </w:r>
+          </w:p>
+        </w:tc>
+        <w:tc>
+          <w:tcPr>
+            <w:tcW w:w="899" w:type="dxa"/>
+            <w:tcBorders>
+              <w:left w:val="single" w:sz="4" w:space="0" w:color="1F497D"/>
+              <w:bottom w:val="single" w:sz="4" w:space="0" w:color="1F497D"/>
+            </w:tcBorders>
+            <w:vAlign w:val="center"/>
+          </w:tcPr>
+          <w:p>
+            <w:pPr>
+              <w:pStyle w:val="Normal"/>
+              <w:widowControl w:val="false"/>
+              <w:suppressAutoHyphens w:val="true"/>
+              <w:spacing w:before="0" w:after="0"/>
+              <w:ind w:left="0" w:right="0" w:hanging="0"/>
+              <w:jc w:val="center"/>
+              <w:rPr>
+                <w:rFonts w:ascii="Calibri" w:hAnsi="Calibri"/>
+              </w:rPr>
+            </w:pPr>
+            <w:r>
+              <w:rPr>
+                <w:rFonts w:cs="Arial" w:ascii="Calibri" w:hAnsi="Calibri"/>
+                <w:bCs w:val="false"/>
+                <w:iCs w:val="false"/>
+                <w:szCs w:val="24"/>
+                <w:lang w:val="es-ES"/>
+              </w:rPr>
+              <w:t>{{inc_4_na}}</w:t>
+            </w:r>
+          </w:p>
+        </w:tc>
+        <w:tc>
+          <w:tcPr>
+            <w:tcW w:w="3226" w:type="dxa"/>
+            <w:tcBorders>
+              <w:left w:val="single" w:sz="4" w:space="0" w:color="1F497D"/>
+              <w:bottom w:val="single" w:sz="4" w:space="0" w:color="1F497D"/>
+              <w:right w:val="single" w:sz="4" w:space="0" w:color="1F497D"/>
+            </w:tcBorders>
+            <w:vAlign w:val="center"/>
+          </w:tcPr>
+          <w:p>
+            <w:pPr>
+              <w:pStyle w:val="Normal"/>
+              <w:widowControl w:val="false"/>
+              <w:suppressAutoHyphens w:val="true"/>
+              <w:spacing w:before="0" w:after="0"/>
+              <w:ind w:left="0" w:right="0" w:hanging="0"/>
+              <w:jc w:val="left"/>
+              <w:rPr>
+                <w:rFonts w:ascii="Calibri" w:hAnsi="Calibri"/>
+              </w:rPr>
+            </w:pPr>
+            <w:r>
+              <w:rPr>
+                <w:rFonts w:cs="Arial" w:ascii="Calibri" w:hAnsi="Calibri"/>
+                <w:bCs w:val="false"/>
+                <w:iCs w:val="false"/>
+                <w:szCs w:val="24"/>
+                <w:lang w:val="es-ES"/>
+              </w:rPr>
+              <w:t>{{inc_4_obs}}</w:t>
+            </w:r>
+          </w:p>
+        </w:tc>
+      </w:tr>
+      <w:tr>
+        <w:trPr>
+          <w:cantSplit w:val="true"/>
+        </w:trPr>
+        <w:tc>
+          <w:tcPr>
+            <w:tcW w:w="474" w:type="dxa"/>
+            <w:tcBorders>
+              <w:left w:val="single" w:sz="4" w:space="0" w:color="1F497D"/>
+              <w:bottom w:val="single" w:sz="4" w:space="0" w:color="1F497D"/>
+            </w:tcBorders>
+            <w:vAlign w:val="center"/>
+          </w:tcPr>
+          <w:p>
+            <w:pPr>
+              <w:pStyle w:val="Normal"/>
+              <w:widowControl w:val="false"/>
+              <w:suppressAutoHyphens w:val="true"/>
+              <w:spacing w:before="0" w:after="0"/>
+              <w:ind w:left="0" w:right="0" w:hanging="0"/>
+              <w:jc w:val="center"/>
+              <w:rPr>
+                <w:rFonts w:ascii="Calibri" w:hAnsi="Calibri"/>
+              </w:rPr>
+            </w:pPr>
+            <w:r>
+              <w:rPr>
+                <w:rFonts w:cs="Arial" w:ascii="Calibri" w:hAnsi="Calibri"/>
+                <w:bCs w:val="false"/>
+                <w:iCs w:val="false"/>
+                <w:szCs w:val="24"/>
+                <w:lang w:val="es-ES"/>
+              </w:rPr>
+              <w:t>5</w:t>
+            </w:r>
+          </w:p>
+        </w:tc>
+        <w:tc>
+          <w:tcPr>
+            <w:tcW w:w="1613" w:type="dxa"/>
+            <w:tcBorders>
+              <w:left w:val="single" w:sz="4" w:space="0" w:color="1F497D"/>
+              <w:bottom w:val="single" w:sz="4" w:space="0" w:color="1F497D"/>
+            </w:tcBorders>
+            <w:vAlign w:val="center"/>
+          </w:tcPr>
+          <w:p>
+            <w:pPr>
+              <w:pStyle w:val="TableContents"/>
+              <w:widowControl w:val="false"/>
+              <w:spacing w:before="60" w:after="60"/>
+              <w:ind w:hanging="0"/>
+              <w:jc w:val="left"/>
+              <w:rPr>
+                <w:b w:val="false"/>
+                <w:bCs w:val="false"/>
+                <w:i w:val="false"/>
+                <w:iCs w:val="false"/>
+                <w:sz w:val="24"/>
+                <w:szCs w:val="24"/>
+              </w:rPr>
+            </w:pPr>
+            <w:r>
+              <w:rPr>
+                <w:rFonts w:ascii="Calibri" w:hAnsi="Calibri"/>
+                <w:b/>
+                <w:bCs w:val="false"/>
+                <w:iCs w:val="false"/>
+                <w:color w:val="000000"/>
+                <w:szCs w:val="24"/>
+              </w:rPr>
+              <w:t>Pasamano en cabinas &gt; 2 m</w:t>
+            </w:r>
+          </w:p>
+        </w:tc>
+        <w:tc>
+          <w:tcPr>
+            <w:tcW w:w="3148" w:type="dxa"/>
+            <w:tcBorders>
+              <w:left w:val="single" w:sz="4" w:space="0" w:color="1F497D"/>
+              <w:bottom w:val="single" w:sz="4" w:space="0" w:color="1F497D"/>
+            </w:tcBorders>
+            <w:vAlign w:val="center"/>
+          </w:tcPr>
+          <w:p>
+            <w:pPr>
+              <w:pStyle w:val="TableContents"/>
+              <w:widowControl w:val="false"/>
+              <w:spacing w:before="60" w:after="60"/>
+              <w:ind w:hanging="0"/>
+              <w:jc w:val="left"/>
+              <w:rPr>
+                <w:b w:val="false"/>
+                <w:bCs w:val="false"/>
+                <w:i w:val="false"/>
+                <w:iCs w:val="false"/>
+                <w:sz w:val="24"/>
+                <w:szCs w:val="24"/>
+              </w:rPr>
+            </w:pPr>
+            <w:r>
+              <w:rPr>
+                <w:rFonts w:ascii="Calibri" w:hAnsi="Calibri"/>
+                <w:bCs w:val="false"/>
+                <w:iCs w:val="false"/>
+                <w:color w:val="000000"/>
+                <w:szCs w:val="24"/>
+              </w:rPr>
+              <w:t>Cuando el ancho de cabina sea superior a 2 m, pasamano instalado en al menos dos paredes.</w:t>
+            </w:r>
+          </w:p>
+        </w:tc>
+        <w:tc>
+          <w:tcPr>
+            <w:tcW w:w="900" w:type="dxa"/>
+            <w:tcBorders>
+              <w:left w:val="single" w:sz="4" w:space="0" w:color="1F497D"/>
+              <w:bottom w:val="single" w:sz="4" w:space="0" w:color="1F497D"/>
+            </w:tcBorders>
+            <w:vAlign w:val="center"/>
+          </w:tcPr>
+          <w:p>
+            <w:pPr>
+              <w:pStyle w:val="Normal"/>
+              <w:widowControl w:val="false"/>
+              <w:suppressAutoHyphens w:val="true"/>
+              <w:spacing w:before="0" w:after="0"/>
+              <w:ind w:left="0" w:right="0" w:hanging="0"/>
+              <w:jc w:val="center"/>
+              <w:rPr>
+                <w:rFonts w:ascii="Calibri" w:hAnsi="Calibri"/>
+              </w:rPr>
+            </w:pPr>
+            <w:r>
+              <w:rPr>
+                <w:rFonts w:cs="Arial" w:ascii="Calibri" w:hAnsi="Calibri"/>
+                <w:bCs w:val="false"/>
+                <w:iCs w:val="false"/>
+                <w:szCs w:val="24"/>
+                <w:lang w:val="es-ES"/>
+              </w:rPr>
+              <w:t>{{inc_5_cumple}}</w:t>
+            </w:r>
+          </w:p>
+        </w:tc>
+        <w:tc>
+          <w:tcPr>
+            <w:tcW w:w="1000" w:type="dxa"/>
+            <w:tcBorders>
+              <w:left w:val="single" w:sz="4" w:space="0" w:color="1F497D"/>
+              <w:bottom w:val="single" w:sz="4" w:space="0" w:color="1F497D"/>
+            </w:tcBorders>
+            <w:vAlign w:val="center"/>
+          </w:tcPr>
+          <w:p>
+            <w:pPr>
+              <w:pStyle w:val="Normal"/>
+              <w:widowControl w:val="false"/>
+              <w:suppressAutoHyphens w:val="true"/>
+              <w:spacing w:before="0" w:after="0"/>
+              <w:ind w:left="0" w:right="0" w:hanging="0"/>
+              <w:jc w:val="center"/>
+              <w:rPr>
+                <w:rFonts w:ascii="Calibri" w:hAnsi="Calibri"/>
+              </w:rPr>
+            </w:pPr>
+            <w:r>
+              <w:rPr>
+                <w:rFonts w:cs="Arial" w:ascii="Calibri" w:hAnsi="Calibri"/>
+                <w:bCs w:val="false"/>
+                <w:iCs w:val="false"/>
+                <w:szCs w:val="24"/>
+                <w:lang w:val="es-ES"/>
+              </w:rPr>
+              <w:t>{{inc_5_no}}</w:t>
+            </w:r>
+          </w:p>
+        </w:tc>
+        <w:tc>
+          <w:tcPr>
+            <w:tcW w:w="899" w:type="dxa"/>
+            <w:tcBorders>
+              <w:left w:val="single" w:sz="4" w:space="0" w:color="1F497D"/>
+              <w:bottom w:val="single" w:sz="4" w:space="0" w:color="1F497D"/>
+            </w:tcBorders>
+            <w:vAlign w:val="center"/>
+          </w:tcPr>
+          <w:p>
+            <w:pPr>
+              <w:pStyle w:val="Normal"/>
+              <w:widowControl w:val="false"/>
+              <w:suppressAutoHyphens w:val="true"/>
+              <w:spacing w:before="0" w:after="0"/>
+              <w:ind w:left="0" w:right="0" w:hanging="0"/>
+              <w:jc w:val="center"/>
+              <w:rPr>
+                <w:rFonts w:ascii="Calibri" w:hAnsi="Calibri"/>
+              </w:rPr>
+            </w:pPr>
+            <w:r>
+              <w:rPr>
+                <w:rFonts w:cs="Arial" w:ascii="Calibri" w:hAnsi="Calibri"/>
+                <w:bCs w:val="false"/>
+                <w:iCs w:val="false"/>
+                <w:szCs w:val="24"/>
+                <w:lang w:val="es-ES"/>
+              </w:rPr>
+              <w:t>{{inc_5_na}}</w:t>
+            </w:r>
+          </w:p>
+        </w:tc>
+        <w:tc>
+          <w:tcPr>
+            <w:tcW w:w="3226" w:type="dxa"/>
+            <w:tcBorders>
+              <w:left w:val="single" w:sz="4" w:space="0" w:color="1F497D"/>
+              <w:bottom w:val="single" w:sz="4" w:space="0" w:color="1F497D"/>
+              <w:right w:val="single" w:sz="4" w:space="0" w:color="1F497D"/>
+            </w:tcBorders>
+            <w:vAlign w:val="center"/>
+          </w:tcPr>
+          <w:p>
+            <w:pPr>
+              <w:pStyle w:val="Normal"/>
+              <w:widowControl w:val="false"/>
+              <w:suppressAutoHyphens w:val="true"/>
+              <w:spacing w:before="0" w:after="0"/>
+              <w:ind w:left="0" w:right="0" w:hanging="0"/>
+              <w:jc w:val="left"/>
+              <w:rPr>
+                <w:rFonts w:ascii="Calibri" w:hAnsi="Calibri"/>
+              </w:rPr>
+            </w:pPr>
+            <w:r>
+              <w:rPr>
+                <w:rFonts w:cs="Arial" w:ascii="Calibri" w:hAnsi="Calibri"/>
+                <w:bCs w:val="false"/>
+                <w:iCs w:val="false"/>
+                <w:szCs w:val="24"/>
+                <w:lang w:val="es-ES"/>
+              </w:rPr>
+              <w:t>{{inc_5_obs}}</w:t>
+            </w:r>
+          </w:p>
+        </w:tc>
+      </w:tr>
+      <w:tr>
+        <w:trPr>
+          <w:cantSplit w:val="true"/>
+        </w:trPr>
+        <w:tc>
+          <w:tcPr>
+            <w:tcW w:w="474" w:type="dxa"/>
+            <w:tcBorders>
+              <w:left w:val="single" w:sz="4" w:space="0" w:color="1F497D"/>
+              <w:bottom w:val="single" w:sz="4" w:space="0" w:color="1F497D"/>
+            </w:tcBorders>
+            <w:vAlign w:val="center"/>
+          </w:tcPr>
+          <w:p>
+            <w:pPr>
+              <w:pStyle w:val="Normal"/>
+              <w:widowControl w:val="false"/>
+              <w:suppressAutoHyphens w:val="true"/>
+              <w:spacing w:before="0" w:after="0"/>
+              <w:ind w:left="0" w:right="0" w:hanging="0"/>
+              <w:jc w:val="center"/>
+              <w:rPr>
+                <w:rFonts w:ascii="Calibri" w:hAnsi="Calibri"/>
+              </w:rPr>
+            </w:pPr>
+            <w:r>
+              <w:rPr>
+                <w:rFonts w:cs="Arial" w:ascii="Calibri" w:hAnsi="Calibri"/>
+                <w:bCs w:val="false"/>
+                <w:iCs w:val="false"/>
+                <w:szCs w:val="24"/>
+                <w:lang w:val="es-ES"/>
+              </w:rPr>
+              <w:t>6</w:t>
+            </w:r>
+          </w:p>
+        </w:tc>
+        <w:tc>
+          <w:tcPr>
+            <w:tcW w:w="1613" w:type="dxa"/>
+            <w:tcBorders>
+              <w:left w:val="single" w:sz="4" w:space="0" w:color="1F497D"/>
+              <w:bottom w:val="single" w:sz="4" w:space="0" w:color="1F497D"/>
+            </w:tcBorders>
+            <w:vAlign w:val="center"/>
+          </w:tcPr>
+          <w:p>
+            <w:pPr>
+              <w:pStyle w:val="TableContents"/>
+              <w:widowControl w:val="false"/>
+              <w:spacing w:before="60" w:after="60"/>
+              <w:ind w:hanging="0"/>
+              <w:jc w:val="left"/>
+              <w:rPr>
+                <w:b w:val="false"/>
+                <w:bCs w:val="false"/>
+                <w:i w:val="false"/>
+                <w:iCs w:val="false"/>
+                <w:sz w:val="24"/>
+                <w:szCs w:val="24"/>
+              </w:rPr>
+            </w:pPr>
+            <w:r>
+              <w:rPr>
+                <w:rFonts w:ascii="Calibri" w:hAnsi="Calibri"/>
+                <w:b/>
+                <w:bCs w:val="false"/>
+                <w:iCs w:val="false"/>
+                <w:color w:val="000000"/>
+                <w:szCs w:val="24"/>
+              </w:rPr>
+              <w:t>Espejo o dispositivo de retrovisión</w:t>
+            </w:r>
+          </w:p>
+        </w:tc>
+        <w:tc>
+          <w:tcPr>
+            <w:tcW w:w="3148" w:type="dxa"/>
+            <w:tcBorders>
+              <w:left w:val="single" w:sz="4" w:space="0" w:color="1F497D"/>
+              <w:bottom w:val="single" w:sz="4" w:space="0" w:color="1F497D"/>
+            </w:tcBorders>
+            <w:vAlign w:val="center"/>
+          </w:tcPr>
+          <w:p>
+            <w:pPr>
+              <w:pStyle w:val="TableContents"/>
+              <w:widowControl w:val="false"/>
+              <w:spacing w:before="60" w:after="60"/>
+              <w:ind w:hanging="0"/>
+              <w:jc w:val="left"/>
+              <w:rPr>
+                <w:b w:val="false"/>
+                <w:bCs w:val="false"/>
+                <w:i w:val="false"/>
+                <w:iCs w:val="false"/>
+                <w:sz w:val="24"/>
+                <w:szCs w:val="24"/>
+              </w:rPr>
+            </w:pPr>
+            <w:r>
+              <w:rPr>
+                <w:rFonts w:ascii="Calibri" w:hAnsi="Calibri"/>
+                <w:bCs w:val="false"/>
+                <w:iCs w:val="false"/>
+                <w:color w:val="000000"/>
+                <w:szCs w:val="24"/>
+              </w:rPr>
+              <w:t>Cuando por las dimensiones de la cabina una persona en silla de ruedas no pueda girar, debe existir espejo u otro dispositivo que permita observar obstáculos al retroceder. Si es espejo: inastillable e instalado desde 0,30 m de altura.</w:t>
+            </w:r>
+          </w:p>
+        </w:tc>
+        <w:tc>
+          <w:tcPr>
+            <w:tcW w:w="900" w:type="dxa"/>
+            <w:tcBorders>
+              <w:left w:val="single" w:sz="4" w:space="0" w:color="1F497D"/>
+              <w:bottom w:val="single" w:sz="4" w:space="0" w:color="1F497D"/>
+            </w:tcBorders>
+            <w:vAlign w:val="center"/>
+          </w:tcPr>
+          <w:p>
+            <w:pPr>
+              <w:pStyle w:val="Normal"/>
+              <w:widowControl w:val="false"/>
+              <w:suppressAutoHyphens w:val="true"/>
+              <w:spacing w:before="0" w:after="0"/>
+              <w:ind w:left="0" w:right="0" w:hanging="0"/>
+              <w:jc w:val="center"/>
+              <w:rPr>
+                <w:rFonts w:ascii="Calibri" w:hAnsi="Calibri"/>
+              </w:rPr>
+            </w:pPr>
+            <w:r>
+              <w:rPr>
+                <w:rFonts w:cs="Arial" w:ascii="Calibri" w:hAnsi="Calibri"/>
+                <w:bCs w:val="false"/>
+                <w:iCs w:val="false"/>
+                <w:szCs w:val="24"/>
+                <w:lang w:val="es-ES"/>
+              </w:rPr>
+              <w:t>{{inc_6_cumple}}</w:t>
+            </w:r>
+          </w:p>
+        </w:tc>
+        <w:tc>
+          <w:tcPr>
+            <w:tcW w:w="1000" w:type="dxa"/>
+            <w:tcBorders>
+              <w:left w:val="single" w:sz="4" w:space="0" w:color="1F497D"/>
+              <w:bottom w:val="single" w:sz="4" w:space="0" w:color="1F497D"/>
+            </w:tcBorders>
+            <w:vAlign w:val="center"/>
+          </w:tcPr>
+          <w:p>
+            <w:pPr>
+              <w:pStyle w:val="Normal"/>
+              <w:widowControl w:val="false"/>
+              <w:suppressAutoHyphens w:val="true"/>
+              <w:spacing w:before="0" w:after="0"/>
+              <w:ind w:left="0" w:right="0" w:hanging="0"/>
+              <w:jc w:val="center"/>
+              <w:rPr>
+                <w:rFonts w:ascii="Calibri" w:hAnsi="Calibri"/>
+              </w:rPr>
+            </w:pPr>
+            <w:r>
+              <w:rPr>
+                <w:rFonts w:cs="Arial" w:ascii="Calibri" w:hAnsi="Calibri"/>
+                <w:bCs w:val="false"/>
+                <w:iCs w:val="false"/>
+                <w:szCs w:val="24"/>
+                <w:lang w:val="es-ES"/>
+              </w:rPr>
+              <w:t>{{inc_6_no}}</w:t>
+            </w:r>
+          </w:p>
+        </w:tc>
+        <w:tc>
+          <w:tcPr>
+            <w:tcW w:w="899" w:type="dxa"/>
+            <w:tcBorders>
+              <w:left w:val="single" w:sz="4" w:space="0" w:color="1F497D"/>
+              <w:bottom w:val="single" w:sz="4" w:space="0" w:color="1F497D"/>
+            </w:tcBorders>
+            <w:vAlign w:val="center"/>
+          </w:tcPr>
+          <w:p>
+            <w:pPr>
+              <w:pStyle w:val="Normal"/>
+              <w:widowControl w:val="false"/>
+              <w:suppressAutoHyphens w:val="true"/>
+              <w:spacing w:before="0" w:after="0"/>
+              <w:ind w:left="0" w:right="0" w:hanging="0"/>
+              <w:jc w:val="center"/>
+              <w:rPr>
+                <w:rFonts w:ascii="Calibri" w:hAnsi="Calibri"/>
+              </w:rPr>
+            </w:pPr>
+            <w:r>
+              <w:rPr>
+                <w:rFonts w:cs="Arial" w:ascii="Calibri" w:hAnsi="Calibri"/>
+                <w:bCs w:val="false"/>
+                <w:iCs w:val="false"/>
+                <w:szCs w:val="24"/>
+                <w:lang w:val="es-ES"/>
+              </w:rPr>
+              <w:t>{{inc_6_na}}</w:t>
+            </w:r>
+          </w:p>
+        </w:tc>
+        <w:tc>
+          <w:tcPr>
+            <w:tcW w:w="3226" w:type="dxa"/>
+            <w:tcBorders>
+              <w:left w:val="single" w:sz="4" w:space="0" w:color="1F497D"/>
+              <w:bottom w:val="single" w:sz="4" w:space="0" w:color="1F497D"/>
+              <w:right w:val="single" w:sz="4" w:space="0" w:color="1F497D"/>
+            </w:tcBorders>
+            <w:vAlign w:val="center"/>
+          </w:tcPr>
+          <w:p>
+            <w:pPr>
+              <w:pStyle w:val="Normal"/>
+              <w:widowControl w:val="false"/>
+              <w:suppressAutoHyphens w:val="true"/>
+              <w:spacing w:before="0" w:after="0"/>
+              <w:ind w:left="0" w:right="0" w:hanging="0"/>
+              <w:jc w:val="left"/>
+              <w:rPr>
+                <w:rFonts w:ascii="Calibri" w:hAnsi="Calibri"/>
+              </w:rPr>
+            </w:pPr>
+            <w:r>
+              <w:rPr>
+                <w:rFonts w:cs="Arial" w:ascii="Calibri" w:hAnsi="Calibri"/>
+                <w:bCs w:val="false"/>
+                <w:iCs w:val="false"/>
+                <w:szCs w:val="24"/>
+                <w:lang w:val="es-ES"/>
+              </w:rPr>
+              <w:t>{{inc_6_obs}}</w:t>
+            </w:r>
+          </w:p>
+        </w:tc>
+      </w:tr>
+      <w:tr>
+        <w:trPr>
+          <w:cantSplit w:val="true"/>
+        </w:trPr>
+        <w:tc>
+          <w:tcPr>
+            <w:tcW w:w="474" w:type="dxa"/>
+            <w:tcBorders>
+              <w:left w:val="single" w:sz="4" w:space="0" w:color="1F497D"/>
+              <w:bottom w:val="single" w:sz="4" w:space="0" w:color="1F497D"/>
+            </w:tcBorders>
+            <w:vAlign w:val="center"/>
+          </w:tcPr>
+          <w:p>
+            <w:pPr>
+              <w:pStyle w:val="Normal"/>
+              <w:widowControl w:val="false"/>
+              <w:suppressAutoHyphens w:val="true"/>
+              <w:spacing w:before="0" w:after="0"/>
+              <w:ind w:left="0" w:right="0" w:hanging="0"/>
+              <w:jc w:val="center"/>
+              <w:rPr>
+                <w:rFonts w:ascii="Calibri" w:hAnsi="Calibri"/>
+              </w:rPr>
+            </w:pPr>
+            <w:r>
+              <w:rPr>
+                <w:rFonts w:cs="Arial" w:ascii="Calibri" w:hAnsi="Calibri"/>
+                <w:bCs/>
+                <w:iCs w:val="false"/>
+                <w:szCs w:val="24"/>
+                <w:lang w:val="es-ES"/>
+              </w:rPr>
+              <w:t>7</w:t>
+            </w:r>
+          </w:p>
+        </w:tc>
+        <w:tc>
+          <w:tcPr>
+            <w:tcW w:w="1613" w:type="dxa"/>
+            <w:tcBorders>
+              <w:left w:val="single" w:sz="4" w:space="0" w:color="1F497D"/>
+              <w:bottom w:val="single" w:sz="4" w:space="0" w:color="1F497D"/>
+            </w:tcBorders>
+            <w:vAlign w:val="center"/>
+          </w:tcPr>
+          <w:p>
+            <w:pPr>
+              <w:pStyle w:val="TableContents"/>
+              <w:widowControl w:val="false"/>
+              <w:spacing w:before="60" w:after="60"/>
+              <w:ind w:hanging="0"/>
+              <w:jc w:val="left"/>
+              <w:rPr>
+                <w:b/>
+                <w:bCs/>
+                <w:i w:val="false"/>
+                <w:iCs w:val="false"/>
+                <w:sz w:val="24"/>
+                <w:szCs w:val="24"/>
+              </w:rPr>
+            </w:pPr>
+            <w:r>
+              <w:rPr>
+                <w:rFonts w:ascii="Calibri" w:hAnsi="Calibri"/>
+                <w:b/>
+                <w:bCs/>
+                <w:iCs w:val="false"/>
+                <w:color w:val="000000"/>
+                <w:szCs w:val="24"/>
+              </w:rPr>
+              <w:t>Señal audible y tiempo de detención</w:t>
+            </w:r>
+          </w:p>
+        </w:tc>
+        <w:tc>
+          <w:tcPr>
+            <w:tcW w:w="3148" w:type="dxa"/>
+            <w:tcBorders>
+              <w:left w:val="single" w:sz="4" w:space="0" w:color="1F497D"/>
+              <w:bottom w:val="single" w:sz="4" w:space="0" w:color="1F497D"/>
+            </w:tcBorders>
+            <w:vAlign w:val="center"/>
+          </w:tcPr>
+          <w:p>
+            <w:pPr>
+              <w:pStyle w:val="TableContents"/>
+              <w:widowControl w:val="false"/>
+              <w:spacing w:before="60" w:after="60"/>
+              <w:ind w:hanging="0"/>
+              <w:jc w:val="left"/>
+              <w:rPr>
+                <w:b/>
+                <w:bCs/>
+                <w:i w:val="false"/>
+                <w:iCs w:val="false"/>
+                <w:sz w:val="24"/>
+                <w:szCs w:val="24"/>
+              </w:rPr>
+            </w:pPr>
+            <w:r>
+              <w:rPr>
+                <w:rFonts w:ascii="Calibri" w:hAnsi="Calibri"/>
+                <w:bCs/>
+                <w:iCs w:val="false"/>
+                <w:color w:val="000000"/>
+                <w:szCs w:val="24"/>
+              </w:rPr>
+              <w:t>Señal audible indicando el número de piso en cada parada y tiempo de detención suficiente para permitir el paso de personas en silla de ruedas, con discapacidad visual o movilidad reducida.</w:t>
+            </w:r>
+          </w:p>
+        </w:tc>
+        <w:tc>
+          <w:tcPr>
+            <w:tcW w:w="900" w:type="dxa"/>
+            <w:tcBorders>
+              <w:left w:val="single" w:sz="4" w:space="0" w:color="1F497D"/>
+              <w:bottom w:val="single" w:sz="4" w:space="0" w:color="1F497D"/>
+            </w:tcBorders>
+            <w:vAlign w:val="center"/>
+          </w:tcPr>
+          <w:p>
+            <w:pPr>
+              <w:pStyle w:val="Normal"/>
+              <w:widowControl w:val="false"/>
+              <w:suppressAutoHyphens w:val="true"/>
+              <w:spacing w:before="0" w:after="0"/>
+              <w:ind w:left="0" w:right="0" w:hanging="0"/>
+              <w:jc w:val="center"/>
+              <w:rPr>
+                <w:rFonts w:ascii="Calibri" w:hAnsi="Calibri"/>
+              </w:rPr>
+            </w:pPr>
+            <w:r>
+              <w:rPr>
+                <w:rFonts w:cs="Arial" w:ascii="Calibri" w:hAnsi="Calibri"/>
+                <w:bCs/>
+                <w:iCs w:val="false"/>
+                <w:szCs w:val="24"/>
+                <w:lang w:val="es-ES"/>
+              </w:rPr>
+              <w:t>{{inc_7_cumple}}</w:t>
+            </w:r>
+          </w:p>
+        </w:tc>
+        <w:tc>
+          <w:tcPr>
+            <w:tcW w:w="1000" w:type="dxa"/>
+            <w:tcBorders>
+              <w:left w:val="single" w:sz="4" w:space="0" w:color="1F497D"/>
+              <w:bottom w:val="single" w:sz="4" w:space="0" w:color="1F497D"/>
+            </w:tcBorders>
+            <w:vAlign w:val="center"/>
+          </w:tcPr>
+          <w:p>
+            <w:pPr>
+              <w:pStyle w:val="Normal"/>
+              <w:widowControl w:val="false"/>
+              <w:suppressAutoHyphens w:val="true"/>
+              <w:spacing w:before="0" w:after="0"/>
+              <w:ind w:left="0" w:right="0" w:hanging="0"/>
+              <w:jc w:val="center"/>
+              <w:rPr>
+                <w:rFonts w:ascii="Calibri" w:hAnsi="Calibri"/>
+              </w:rPr>
+            </w:pPr>
+            <w:r>
+              <w:rPr>
+                <w:rFonts w:cs="Arial" w:ascii="Calibri" w:hAnsi="Calibri"/>
+                <w:bCs/>
+                <w:iCs w:val="false"/>
+                <w:szCs w:val="24"/>
+                <w:lang w:val="es-ES"/>
+              </w:rPr>
+              <w:t>{{inc_7_no}}</w:t>
+            </w:r>
+          </w:p>
+        </w:tc>
+        <w:tc>
+          <w:tcPr>
+            <w:tcW w:w="899" w:type="dxa"/>
+            <w:tcBorders>
+              <w:left w:val="single" w:sz="4" w:space="0" w:color="1F497D"/>
+              <w:bottom w:val="single" w:sz="4" w:space="0" w:color="1F497D"/>
+            </w:tcBorders>
+            <w:vAlign w:val="center"/>
+          </w:tcPr>
+          <w:p>
+            <w:pPr>
+              <w:pStyle w:val="Normal"/>
+              <w:widowControl w:val="false"/>
+              <w:suppressAutoHyphens w:val="true"/>
+              <w:spacing w:before="0" w:after="0"/>
+              <w:ind w:left="0" w:right="0" w:hanging="0"/>
+              <w:jc w:val="center"/>
+              <w:rPr>
+                <w:rFonts w:ascii="Calibri" w:hAnsi="Calibri"/>
+              </w:rPr>
+            </w:pPr>
+            <w:r>
+              <w:rPr>
+                <w:rFonts w:cs="Arial" w:ascii="Calibri" w:hAnsi="Calibri"/>
+                <w:bCs/>
+                <w:iCs w:val="false"/>
+                <w:szCs w:val="24"/>
+                <w:lang w:val="es-ES"/>
+              </w:rPr>
+              <w:t>{{inc_7_na}}</w:t>
+            </w:r>
+          </w:p>
+        </w:tc>
+        <w:tc>
+          <w:tcPr>
+            <w:tcW w:w="3226" w:type="dxa"/>
+            <w:tcBorders>
+              <w:left w:val="single" w:sz="4" w:space="0" w:color="1F497D"/>
+              <w:bottom w:val="single" w:sz="4" w:space="0" w:color="1F497D"/>
+              <w:right w:val="single" w:sz="4" w:space="0" w:color="1F497D"/>
+            </w:tcBorders>
+            <w:vAlign w:val="center"/>
+          </w:tcPr>
+          <w:p>
+            <w:pPr>
+              <w:pStyle w:val="Normal"/>
+              <w:widowControl w:val="false"/>
+              <w:suppressAutoHyphens w:val="true"/>
+              <w:spacing w:before="0" w:after="0"/>
+              <w:ind w:left="0" w:right="0" w:hanging="0"/>
+              <w:jc w:val="left"/>
+              <w:rPr>
+                <w:rFonts w:ascii="Calibri" w:hAnsi="Calibri"/>
+              </w:rPr>
+            </w:pPr>
+            <w:r>
+              <w:rPr>
+                <w:rFonts w:cs="Arial" w:ascii="Calibri" w:hAnsi="Calibri"/>
+                <w:bCs/>
+                <w:iCs w:val="false"/>
+                <w:szCs w:val="24"/>
+                <w:lang w:val="es-ES"/>
+              </w:rPr>
+              <w:t>{{inc_7_obs}}</w:t>
+            </w:r>
+          </w:p>
+        </w:tc>
+      </w:tr>
+    </w:tbl>
     <w:p>
       <w:pPr>
         <w:pStyle w:val="Normal"/>
-        <w:widowControl w:val="false"/>
-        <w:spacing w:before="0" w:after="0"/>
-        <w:ind w:left="709" w:hanging="0"/>
+        <w:rPr/>
+      </w:pPr>
+      <w:r>
+        <w:rPr/>
+      </w:r>
+    </w:p>
+    <w:p>
+      <w:pPr>
+        <w:pStyle w:val="Normal"/>
+        <w:rPr/>
+      </w:pPr>
+      <w:r>
+        <w:rPr/>
+      </w:r>
+    </w:p>
+    <w:p>
+      <w:pPr>
+        <w:pStyle w:val="Normal"/>
         <w:rPr>
-          <w:rFonts w:cs="Arial"/>
           <w:b/>
           <w:b/>
-          <w:lang w:val="es-ES"/>
+          <w:bCs/>
         </w:rPr>
+      </w:pPr>
+      <w:r>
+        <w:rPr>
+          <w:b/>
+          <w:bCs/>
+        </w:rPr>
+        <w:t>ALCANCE Y RESULTADO DEL LEVANTAMIENTO</w:t>
+      </w:r>
+    </w:p>
+    <w:p>
+      <w:pPr>
+        <w:pStyle w:val="Normal"/>
+        <w:rPr/>
+      </w:pPr>
+      <w:r>
+        <w:rPr/>
+      </w:r>
+    </w:p>
+    <w:p>
+      <w:pPr>
+        <w:pStyle w:val="Normal"/>
+        <w:rPr/>
+      </w:pPr>
+      <w:r>
+        <w:rPr/>
+        <w:t>De acuerdo con la inspección realizada, se verificó el estado de implementación de las condiciones de accesibilidad aplicables al ascensor, conforme a los requisitos establecidos en el Decreto Supremo N.º 50 de 2015, que modifica la Ordenanza General de Urbanismo y Construcciones en materia de accesibilidad universal, en el marco de la Ley N.º 20.422.</w:t>
+      </w:r>
+    </w:p>
+    <w:p>
+      <w:pPr>
+        <w:pStyle w:val="Normal"/>
+        <w:rPr/>
+      </w:pPr>
+      <w:r>
+        <w:rPr/>
+      </w:r>
+    </w:p>
+    <w:p>
+      <w:pPr>
+        <w:pStyle w:val="Normal"/>
+        <w:rPr/>
+      </w:pPr>
+      <w:r>
+        <w:rPr/>
+        <w:t>{{inc_conclusion}}</w:t>
+      </w:r>
+    </w:p>
+    <w:p>
+      <w:pPr>
+        <w:pStyle w:val="Normal"/>
+        <w:rPr/>
+      </w:pPr>
+      <w:r>
+        <w:rPr/>
+      </w:r>
+    </w:p>
+    <w:p>
+      <w:pPr>
+        <w:pStyle w:val="Normal"/>
+        <w:spacing w:before="60" w:after="60"/>
+        <w:rPr/>
+      </w:pPr>
+      <w:r>
+        <w:rPr/>
+        <w:t>El presente levantamiento tiene carácter informativo y de verificación de las condiciones observadas al momento de la inspección, y no constituye por sí mismo un pronunciamiento respecto de la certificación del ascensor ni reemplaza las atribuciones de los organismos competentes en materia de fiscalización de las normas de accesibilidad.</w:t>
+      </w:r>
+    </w:p>
+    <w:p>
+      <w:pPr>
+        <w:pStyle w:val="Normal"/>
+        <w:spacing w:before="60" w:after="60"/>
+        <w:rPr/>
+      </w:pPr>
+      <w:r>
+        <w:rPr/>
+      </w:r>
+    </w:p>
+    <w:p>
+      <w:pPr>
+        <w:pStyle w:val="Normal"/>
+        <w:spacing w:before="60" w:after="60"/>
+        <w:rPr/>
+      </w:pPr>
+      <w:r>
+        <w:rPr/>
+      </w:r>
+    </w:p>
+    <w:p>
+      <w:pPr>
+        <w:pStyle w:val="Normal"/>
+        <w:spacing w:before="60" w:after="60"/>
+        <w:rPr/>
       </w:pPr>
       <w:r>
         <w:rPr/>
@@ -9360,7 +11595,7 @@
       <w:tblStyle w:val="Tablaconcuadrcula8"/>
       <w:tblW w:w="9072" w:type="dxa"/>
       <w:jc w:val="left"/>
-      <w:tblInd w:w="534" w:type="dxa"/>
+      <w:tblInd w:w="642" w:type="dxa"/>
       <w:tblLayout w:type="fixed"/>
       <w:tblCellMar>
         <w:top w:w="0" w:type="dxa"/>
@@ -9464,7 +11699,7 @@
               <w:docPartGallery w:val="Page Numbers (Top of Page)"/>
               <w:docPartUnique w:val="true"/>
             </w:docPartObj>
-            <w:id w:val="1500350628"/>
+            <w:id w:val="719075823"/>
           </w:sdtPr>
           <w:sdtContent>
             <w:p>
@@ -9648,7 +11883,7 @@
               <w:docPartGallery w:val="Page Numbers (Top of Page)"/>
               <w:docPartUnique w:val="true"/>
             </w:docPartObj>
-            <w:id w:val="1889851372"/>
+            <w:id w:val="1406953375"/>
           </w:sdtPr>
           <w:sdtContent>
             <w:p>
@@ -9792,7 +12027,7 @@
               <w:color w:val="000000"/>
               <w:lang w:val="es-ES" w:bidi="ar-SA"/>
             </w:rPr>
-            <w:t>5</w:t>
+            <w:t>6</w:t>
           </w:r>
           <w:r>
             <w:rPr>
@@ -9876,7 +12111,7 @@
               <w:color w:val="000000"/>
               <w:lang w:val="es-ES" w:bidi="ar-SA"/>
             </w:rPr>
-            <w:t>5</w:t>
+            <w:t>6</w:t>
           </w:r>
           <w:r>
             <w:rPr>
@@ -10019,7 +12254,7 @@
         <w:color w:val="365F91" w:themeColor="accent1" w:themeShade="bf"/>
       </w:rPr>
       <w:drawing>
-        <wp:anchor behindDoc="1" distT="0" distB="0" distL="0" distR="0" simplePos="0" locked="0" layoutInCell="0" allowOverlap="1" relativeHeight="6">
+        <wp:anchor behindDoc="1" distT="0" distB="0" distL="0" distR="0" simplePos="0" locked="0" layoutInCell="0" allowOverlap="1" relativeHeight="7">
           <wp:simplePos x="0" y="0"/>
           <wp:positionH relativeFrom="column">
             <wp:posOffset>-522605</wp:posOffset>

--- a/app/templates/template_1.docx
+++ b/app/templates/template_1.docx
@@ -190,7 +190,7 @@
                 <w:szCs w:val="20"/>
                 <w:lang w:bidi="ar-SA"/>
               </w:rPr>
-              <w:t xml:space="preserve">Nombre: </w:t>
+              <w:t>Nombre:</w:t>
             </w:r>
           </w:p>
         </w:tc>
@@ -783,7 +783,7 @@
                 <w:szCs w:val="20"/>
                 <w:lang w:bidi="ar-SA"/>
               </w:rPr>
-              <w:t xml:space="preserve">{{principal_contact_email}}    </w:t>
+              <w:t>{{principal_contact_email}}</w:t>
             </w:r>
           </w:p>
         </w:tc>
@@ -952,7 +952,7 @@
               </w:rPr>
               <w:t>II.</w:t>
               <w:tab/>
-              <w:t xml:space="preserve">INFORMACIÓN GENERAL DE LA INSPECCIÓN:    </w:t>
+              <w:t>INFORMACIÓN GENERAL DE LA INSPECCIÓN:</w:t>
             </w:r>
           </w:p>
         </w:tc>
@@ -1329,7 +1329,7 @@
                 <w:szCs w:val="20"/>
                 <w:lang w:val="es-ES" w:bidi="ar-SA"/>
               </w:rPr>
-              <w:t xml:space="preserve">Certificación Anterior: </w:t>
+              <w:t>Certificación Anterior:</w:t>
             </w:r>
           </w:p>
           <w:p>
@@ -2497,17 +2497,6 @@
               </w:rPr>
               <w:t>{{detail_n_serie}}</w:t>
             </w:r>
-            <w:r>
-              <w:rPr>
-                <w:rFonts w:eastAsia="Times New Roman" w:cs="Calibri" w:ascii="Calibri" w:hAnsi="Calibri" w:asciiTheme="minorHAnsi" w:cstheme="minorHAnsi" w:hAnsiTheme="minorHAnsi"/>
-                <w:b/>
-                <w:kern w:val="0"/>
-                <w:sz w:val="20"/>
-                <w:szCs w:val="20"/>
-                <w:lang w:val="es-CL" w:bidi="ar-SA"/>
-              </w:rPr>
-              <w:t xml:space="preserve">      </w:t>
-            </w:r>
           </w:p>
           <w:p>
             <w:pPr>
@@ -2924,16 +2913,6 @@
               </w:rPr>
               <w:t>{{detail_ct_marca}}</w:t>
             </w:r>
-            <w:r>
-              <w:rPr>
-                <w:rFonts w:eastAsia="Times New Roman" w:cs="Calibri" w:ascii="Calibri" w:hAnsi="Calibri" w:asciiTheme="minorHAnsi" w:cstheme="minorHAnsi" w:hAnsiTheme="minorHAnsi"/>
-                <w:kern w:val="0"/>
-                <w:sz w:val="20"/>
-                <w:szCs w:val="20"/>
-                <w:lang w:bidi="ar-SA"/>
-              </w:rPr>
-              <w:t xml:space="preserve">                  </w:t>
-            </w:r>
           </w:p>
         </w:tc>
         <w:tc>
@@ -2995,7 +2974,7 @@
                 <w:szCs w:val="20"/>
                 <w:lang w:bidi="ar-SA"/>
               </w:rPr>
-              <w:t xml:space="preserve">{{detail_ct_cantidad}} </w:t>
+              <w:t>{{detail_ct_cantidad}}</w:t>
             </w:r>
           </w:p>
         </w:tc>
@@ -3130,20 +3109,6 @@
               </w:rPr>
               <w:t>{{detail_medidas_cintas_espesor}}</w:t>
             </w:r>
-            <w:r>
-              <w:rPr>
-                <w:rFonts w:eastAsia="Calibri" w:cs="Calibri" w:ascii="Calibri" w:hAnsi="Calibri" w:asciiTheme="minorHAnsi" w:cstheme="minorHAnsi" w:hAnsiTheme="minorHAnsi"/>
-                <w:b/>
-                <w:bCs w:val="false"/>
-                <w:i w:val="false"/>
-                <w:iCs w:val="false"/>
-                <w:kern w:val="0"/>
-                <w:sz w:val="20"/>
-                <w:szCs w:val="20"/>
-                <w:lang w:bidi="ar-SA"/>
-              </w:rPr>
-              <w:t xml:space="preserve"> </w:t>
-            </w:r>
           </w:p>
         </w:tc>
       </w:tr>
@@ -3360,17 +3325,6 @@
                 <w:lang w:bidi="ar-SA"/>
               </w:rPr>
               <w:t>{{detail_paradas}}</w:t>
-            </w:r>
-            <w:r>
-              <w:rPr>
-                <w:rFonts w:eastAsia="Times New Roman" w:cs="Calibri" w:ascii="Calibri" w:hAnsi="Calibri" w:asciiTheme="minorHAnsi" w:cstheme="minorHAnsi" w:hAnsiTheme="minorHAnsi"/>
-                <w:b/>
-                <w:kern w:val="0"/>
-                <w:sz w:val="20"/>
-                <w:szCs w:val="20"/>
-                <w:lang w:bidi="ar-SA"/>
-              </w:rPr>
-              <w:t xml:space="preserve">              </w:t>
             </w:r>
           </w:p>
           <w:p>
@@ -5378,6 +5332,31 @@
         <w:ind w:hanging="0"/>
         <w:rPr>
           <w:rFonts w:cs="Arial"/>
+          <w:b w:val="false"/>
+          <w:b w:val="false"/>
+          <w:bCs w:val="false"/>
+          <w:lang w:val="es-ES"/>
+        </w:rPr>
+      </w:pPr>
+      <w:bookmarkEnd w:id="0"/>
+      <w:r>
+        <w:rPr>
+          <w:rFonts w:cs="Arial"/>
+          <w:b w:val="false"/>
+          <w:bCs w:val="false"/>
+          <w:lang w:val="es-ES"/>
+        </w:rPr>
+        <w:t xml:space="preserve">{{cert_ant_tabla_ini}} </w:t>
+      </w:r>
+    </w:p>
+    <w:p>
+      <w:pPr>
+        <w:pStyle w:val="Normal"/>
+        <w:widowControl w:val="false"/>
+        <w:spacing w:before="0" w:after="0"/>
+        <w:ind w:hanging="0"/>
+        <w:rPr>
+          <w:rFonts w:cs="Arial"/>
           <w:b/>
           <w:b/>
           <w:lang w:val="es-ES"/>
@@ -5390,7 +5369,6 @@
           <w:lang w:val="es-ES"/>
         </w:rPr>
       </w:r>
-      <w:bookmarkEnd w:id="0"/>
     </w:p>
     <w:tbl>
       <w:tblPr>
@@ -5544,7 +5522,7 @@
                 <w:u w:val="none"/>
                 <w:lang w:val="es-ES" w:bidi="ar-SA"/>
               </w:rPr>
-              <w:t xml:space="preserve">Se levantan Defectos leves: </w:t>
+              <w:t>Se levantan Defectos leves:</w:t>
             </w:r>
           </w:p>
         </w:tc>
@@ -5589,7 +5567,7 @@
                 <w:u w:val="none"/>
                 <w:lang w:val="es-ES" w:bidi="ar-SA"/>
               </w:rPr>
-              <w:t xml:space="preserve">Se Mantienen Defectos Leves: </w:t>
+              <w:t>Se Mantienen Defectos Leves:</w:t>
             </w:r>
           </w:p>
         </w:tc>
@@ -5912,7 +5890,7 @@
                 <w:u w:val="none"/>
                 <w:lang w:val="es-ES" w:bidi="ar-SA"/>
               </w:rPr>
-              <w:t xml:space="preserve">Se levantan Defectos Graves: </w:t>
+              <w:t>Se levantan Defectos Graves:</w:t>
             </w:r>
           </w:p>
         </w:tc>
@@ -5957,7 +5935,7 @@
                 <w:u w:val="none"/>
                 <w:lang w:val="es-ES" w:bidi="ar-SA"/>
               </w:rPr>
-              <w:t xml:space="preserve">Se Mantienen Defectos Graves: </w:t>
+              <w:t>Se Mantienen Defectos Graves:</w:t>
             </w:r>
           </w:p>
         </w:tc>
@@ -6117,17 +6095,20 @@
         <w:ind w:hanging="0"/>
         <w:rPr>
           <w:rFonts w:cs="Arial"/>
-          <w:b/>
-          <w:b/>
+          <w:b w:val="false"/>
+          <w:b w:val="false"/>
+          <w:bCs w:val="false"/>
           <w:lang w:val="es-ES"/>
         </w:rPr>
       </w:pPr>
       <w:r>
         <w:rPr>
           <w:rFonts w:cs="Arial"/>
-          <w:b/>
+          <w:b w:val="false"/>
+          <w:bCs w:val="false"/>
           <w:lang w:val="es-ES"/>
         </w:rPr>
+        <w:t>{{cert_ant_tabla_fin}}</w:t>
       </w:r>
     </w:p>
     <w:p>
@@ -9322,8 +9303,16 @@
       </w:pPr>
       <w:r>
         <w:rPr>
-          <w:b/>
-          <w:bCs/>
+          <w:rFonts w:ascii="Aptos Narrow" w:hAnsi="Aptos Narrow"/>
+          <w:i w:val="false"/>
+          <w:strike w:val="false"/>
+          <w:dstrike w:val="false"/>
+          <w:outline w:val="false"/>
+          <w:shadow w:val="false"/>
+          <w:color w:val="000000"/>
+          <w:sz w:val="22"/>
+          <w:u w:val="none"/>
+          <w:em w:val="none"/>
         </w:rPr>
       </w:r>
     </w:p>
@@ -9363,11 +9352,11 @@
       </w:tblPr>
       <w:tblGrid>
         <w:gridCol w:w="474"/>
-        <w:gridCol w:w="1613"/>
-        <w:gridCol w:w="3148"/>
-        <w:gridCol w:w="900"/>
-        <w:gridCol w:w="1000"/>
+        <w:gridCol w:w="1612"/>
+        <w:gridCol w:w="3149"/>
         <w:gridCol w:w="899"/>
+        <w:gridCol w:w="1002"/>
+        <w:gridCol w:w="898"/>
         <w:gridCol w:w="3226"/>
       </w:tblGrid>
       <w:tr>
@@ -9378,7 +9367,7 @@
         </w:trPr>
         <w:tc>
           <w:tcPr>
-            <w:tcW w:w="2087" w:type="dxa"/>
+            <w:tcW w:w="2086" w:type="dxa"/>
             <w:gridSpan w:val="2"/>
             <w:tcBorders>
               <w:top w:val="single" w:sz="4" w:space="0" w:color="1F497D"/>
@@ -9391,6 +9380,7 @@
           <w:p>
             <w:pPr>
               <w:pStyle w:val="Normal"/>
+              <w:widowControl w:val="false"/>
               <w:bidi w:val="0"/>
               <w:spacing w:before="60" w:after="60"/>
               <w:ind w:hanging="0"/>
@@ -9406,7 +9396,6 @@
             </w:pPr>
             <w:r>
               <w:rPr>
-                <w:rFonts w:ascii="Arial" w:hAnsi="Arial"/>
                 <w:b/>
                 <w:bCs/>
                 <w:i w:val="false"/>
@@ -9424,7 +9413,6 @@
             </w:r>
             <w:r>
               <w:rPr>
-                <w:rFonts w:ascii="Arial" w:hAnsi="Arial"/>
                 <w:b/>
                 <w:bCs/>
                 <w:i w:val="false"/>
@@ -9444,7 +9432,7 @@
         </w:tc>
         <w:tc>
           <w:tcPr>
-            <w:tcW w:w="9173" w:type="dxa"/>
+            <w:tcW w:w="9174" w:type="dxa"/>
             <w:gridSpan w:val="5"/>
             <w:tcBorders>
               <w:top w:val="single" w:sz="4" w:space="0" w:color="1F497D"/>
@@ -9516,7 +9504,7 @@
         </w:tc>
         <w:tc>
           <w:tcPr>
-            <w:tcW w:w="1613" w:type="dxa"/>
+            <w:tcW w:w="1612" w:type="dxa"/>
             <w:tcBorders>
               <w:left w:val="single" w:sz="4" w:space="0" w:color="1F497D"/>
               <w:bottom w:val="single" w:sz="4" w:space="0" w:color="1F497D"/>
@@ -9550,7 +9538,7 @@
         </w:tc>
         <w:tc>
           <w:tcPr>
-            <w:tcW w:w="3148" w:type="dxa"/>
+            <w:tcW w:w="3149" w:type="dxa"/>
             <w:tcBorders>
               <w:left w:val="single" w:sz="4" w:space="0" w:color="1F497D"/>
               <w:bottom w:val="single" w:sz="4" w:space="0" w:color="1F497D"/>
@@ -9584,7 +9572,7 @@
         </w:tc>
         <w:tc>
           <w:tcPr>
-            <w:tcW w:w="900" w:type="dxa"/>
+            <w:tcW w:w="899" w:type="dxa"/>
             <w:tcBorders>
               <w:left w:val="single" w:sz="4" w:space="0" w:color="1F497D"/>
               <w:bottom w:val="single" w:sz="4" w:space="0" w:color="1F497D"/>
@@ -9618,7 +9606,7 @@
         </w:tc>
         <w:tc>
           <w:tcPr>
-            <w:tcW w:w="1000" w:type="dxa"/>
+            <w:tcW w:w="1002" w:type="dxa"/>
             <w:tcBorders>
               <w:left w:val="single" w:sz="4" w:space="0" w:color="1F497D"/>
               <w:bottom w:val="single" w:sz="4" w:space="0" w:color="1F497D"/>
@@ -9661,7 +9649,7 @@
         </w:tc>
         <w:tc>
           <w:tcPr>
-            <w:tcW w:w="899" w:type="dxa"/>
+            <w:tcW w:w="898" w:type="dxa"/>
             <w:tcBorders>
               <w:left w:val="single" w:sz="4" w:space="0" w:color="1F497D"/>
               <w:bottom w:val="single" w:sz="4" w:space="0" w:color="1F497D"/>
@@ -9770,7 +9758,7 @@
         </w:tc>
         <w:tc>
           <w:tcPr>
-            <w:tcW w:w="1613" w:type="dxa"/>
+            <w:tcW w:w="1612" w:type="dxa"/>
             <w:tcBorders>
               <w:top w:val="single" w:sz="4" w:space="0" w:color="1F497D"/>
               <w:left w:val="single" w:sz="4" w:space="0" w:color="1F497D"/>
@@ -9787,7 +9775,9 @@
               <w:jc w:val="left"/>
               <w:rPr>
                 <w:b w:val="false"/>
+                <w:b w:val="false"/>
                 <w:bCs w:val="false"/>
+                <w:i w:val="false"/>
                 <w:i w:val="false"/>
                 <w:iCs w:val="false"/>
                 <w:sz w:val="24"/>
@@ -9809,7 +9799,7 @@
         </w:tc>
         <w:tc>
           <w:tcPr>
-            <w:tcW w:w="3148" w:type="dxa"/>
+            <w:tcW w:w="3149" w:type="dxa"/>
             <w:tcBorders>
               <w:top w:val="single" w:sz="4" w:space="0" w:color="1F497D"/>
               <w:left w:val="single" w:sz="4" w:space="0" w:color="1F497D"/>
@@ -9842,7 +9832,7 @@
         </w:tc>
         <w:tc>
           <w:tcPr>
-            <w:tcW w:w="900" w:type="dxa"/>
+            <w:tcW w:w="899" w:type="dxa"/>
             <w:tcBorders>
               <w:top w:val="single" w:sz="4" w:space="0" w:color="1F497D"/>
               <w:left w:val="single" w:sz="4" w:space="0" w:color="1F497D"/>
@@ -9876,7 +9866,7 @@
         </w:tc>
         <w:tc>
           <w:tcPr>
-            <w:tcW w:w="1000" w:type="dxa"/>
+            <w:tcW w:w="1002" w:type="dxa"/>
             <w:tcBorders>
               <w:top w:val="single" w:sz="4" w:space="0" w:color="1F497D"/>
               <w:left w:val="single" w:sz="4" w:space="0" w:color="1F497D"/>
@@ -9910,7 +9900,7 @@
         </w:tc>
         <w:tc>
           <w:tcPr>
-            <w:tcW w:w="899" w:type="dxa"/>
+            <w:tcW w:w="898" w:type="dxa"/>
             <w:tcBorders>
               <w:top w:val="single" w:sz="4" w:space="0" w:color="1F497D"/>
               <w:left w:val="single" w:sz="4" w:space="0" w:color="1F497D"/>
@@ -10017,7 +10007,7 @@
         </w:tc>
         <w:tc>
           <w:tcPr>
-            <w:tcW w:w="1613" w:type="dxa"/>
+            <w:tcW w:w="1612" w:type="dxa"/>
             <w:tcBorders>
               <w:left w:val="single" w:sz="4" w:space="0" w:color="1F497D"/>
               <w:bottom w:val="single" w:sz="4" w:space="0" w:color="1F497D"/>
@@ -10033,7 +10023,9 @@
               <w:jc w:val="left"/>
               <w:rPr>
                 <w:b w:val="false"/>
+                <w:b w:val="false"/>
                 <w:bCs w:val="false"/>
+                <w:i w:val="false"/>
                 <w:i w:val="false"/>
                 <w:iCs w:val="false"/>
                 <w:sz w:val="24"/>
@@ -10055,7 +10047,7 @@
         </w:tc>
         <w:tc>
           <w:tcPr>
-            <w:tcW w:w="3148" w:type="dxa"/>
+            <w:tcW w:w="3149" w:type="dxa"/>
             <w:tcBorders>
               <w:left w:val="single" w:sz="4" w:space="0" w:color="1F497D"/>
               <w:bottom w:val="single" w:sz="4" w:space="0" w:color="1F497D"/>
@@ -10087,7 +10079,7 @@
         </w:tc>
         <w:tc>
           <w:tcPr>
-            <w:tcW w:w="900" w:type="dxa"/>
+            <w:tcW w:w="899" w:type="dxa"/>
             <w:tcBorders>
               <w:left w:val="single" w:sz="4" w:space="0" w:color="1F497D"/>
               <w:bottom w:val="single" w:sz="4" w:space="0" w:color="1F497D"/>
@@ -10120,7 +10112,7 @@
         </w:tc>
         <w:tc>
           <w:tcPr>
-            <w:tcW w:w="1000" w:type="dxa"/>
+            <w:tcW w:w="1002" w:type="dxa"/>
             <w:tcBorders>
               <w:left w:val="single" w:sz="4" w:space="0" w:color="1F497D"/>
               <w:bottom w:val="single" w:sz="4" w:space="0" w:color="1F497D"/>
@@ -10153,7 +10145,7 @@
         </w:tc>
         <w:tc>
           <w:tcPr>
-            <w:tcW w:w="899" w:type="dxa"/>
+            <w:tcW w:w="898" w:type="dxa"/>
             <w:tcBorders>
               <w:left w:val="single" w:sz="4" w:space="0" w:color="1F497D"/>
               <w:bottom w:val="single" w:sz="4" w:space="0" w:color="1F497D"/>
@@ -10258,7 +10250,7 @@
         </w:tc>
         <w:tc>
           <w:tcPr>
-            <w:tcW w:w="1613" w:type="dxa"/>
+            <w:tcW w:w="1612" w:type="dxa"/>
             <w:tcBorders>
               <w:left w:val="single" w:sz="4" w:space="0" w:color="1F497D"/>
               <w:bottom w:val="single" w:sz="4" w:space="0" w:color="1F497D"/>
@@ -10274,7 +10266,9 @@
               <w:jc w:val="left"/>
               <w:rPr>
                 <w:b w:val="false"/>
+                <w:b w:val="false"/>
                 <w:bCs w:val="false"/>
+                <w:i w:val="false"/>
                 <w:i w:val="false"/>
                 <w:iCs w:val="false"/>
                 <w:sz w:val="24"/>
@@ -10296,7 +10290,7 @@
         </w:tc>
         <w:tc>
           <w:tcPr>
-            <w:tcW w:w="3148" w:type="dxa"/>
+            <w:tcW w:w="3149" w:type="dxa"/>
             <w:tcBorders>
               <w:left w:val="single" w:sz="4" w:space="0" w:color="1F497D"/>
               <w:bottom w:val="single" w:sz="4" w:space="0" w:color="1F497D"/>
@@ -10312,7 +10306,9 @@
               <w:jc w:val="left"/>
               <w:rPr>
                 <w:b w:val="false"/>
+                <w:b w:val="false"/>
                 <w:bCs w:val="false"/>
+                <w:i w:val="false"/>
                 <w:i w:val="false"/>
                 <w:iCs w:val="false"/>
                 <w:sz w:val="24"/>
@@ -10333,7 +10329,7 @@
         </w:tc>
         <w:tc>
           <w:tcPr>
-            <w:tcW w:w="900" w:type="dxa"/>
+            <w:tcW w:w="899" w:type="dxa"/>
             <w:tcBorders>
               <w:left w:val="single" w:sz="4" w:space="0" w:color="1F497D"/>
               <w:bottom w:val="single" w:sz="4" w:space="0" w:color="1F497D"/>
@@ -10366,7 +10362,7 @@
         </w:tc>
         <w:tc>
           <w:tcPr>
-            <w:tcW w:w="1000" w:type="dxa"/>
+            <w:tcW w:w="1002" w:type="dxa"/>
             <w:tcBorders>
               <w:left w:val="single" w:sz="4" w:space="0" w:color="1F497D"/>
               <w:bottom w:val="single" w:sz="4" w:space="0" w:color="1F497D"/>
@@ -10399,7 +10395,7 @@
         </w:tc>
         <w:tc>
           <w:tcPr>
-            <w:tcW w:w="899" w:type="dxa"/>
+            <w:tcW w:w="898" w:type="dxa"/>
             <w:tcBorders>
               <w:left w:val="single" w:sz="4" w:space="0" w:color="1F497D"/>
               <w:bottom w:val="single" w:sz="4" w:space="0" w:color="1F497D"/>
@@ -10504,7 +10500,7 @@
         </w:tc>
         <w:tc>
           <w:tcPr>
-            <w:tcW w:w="1613" w:type="dxa"/>
+            <w:tcW w:w="1612" w:type="dxa"/>
             <w:tcBorders>
               <w:left w:val="single" w:sz="4" w:space="0" w:color="1F497D"/>
               <w:bottom w:val="single" w:sz="4" w:space="0" w:color="1F497D"/>
@@ -10520,7 +10516,9 @@
               <w:jc w:val="left"/>
               <w:rPr>
                 <w:b w:val="false"/>
+                <w:b w:val="false"/>
                 <w:bCs w:val="false"/>
+                <w:i w:val="false"/>
                 <w:i w:val="false"/>
                 <w:iCs w:val="false"/>
                 <w:sz w:val="24"/>
@@ -10542,7 +10540,7 @@
         </w:tc>
         <w:tc>
           <w:tcPr>
-            <w:tcW w:w="3148" w:type="dxa"/>
+            <w:tcW w:w="3149" w:type="dxa"/>
             <w:tcBorders>
               <w:left w:val="single" w:sz="4" w:space="0" w:color="1F497D"/>
               <w:bottom w:val="single" w:sz="4" w:space="0" w:color="1F497D"/>
@@ -10558,7 +10556,9 @@
               <w:jc w:val="left"/>
               <w:rPr>
                 <w:b w:val="false"/>
+                <w:b w:val="false"/>
                 <w:bCs w:val="false"/>
+                <w:i w:val="false"/>
                 <w:i w:val="false"/>
                 <w:iCs w:val="false"/>
                 <w:sz w:val="24"/>
@@ -10579,7 +10579,7 @@
         </w:tc>
         <w:tc>
           <w:tcPr>
-            <w:tcW w:w="900" w:type="dxa"/>
+            <w:tcW w:w="899" w:type="dxa"/>
             <w:tcBorders>
               <w:left w:val="single" w:sz="4" w:space="0" w:color="1F497D"/>
               <w:bottom w:val="single" w:sz="4" w:space="0" w:color="1F497D"/>
@@ -10612,7 +10612,7 @@
         </w:tc>
         <w:tc>
           <w:tcPr>
-            <w:tcW w:w="1000" w:type="dxa"/>
+            <w:tcW w:w="1002" w:type="dxa"/>
             <w:tcBorders>
               <w:left w:val="single" w:sz="4" w:space="0" w:color="1F497D"/>
               <w:bottom w:val="single" w:sz="4" w:space="0" w:color="1F497D"/>
@@ -10645,7 +10645,7 @@
         </w:tc>
         <w:tc>
           <w:tcPr>
-            <w:tcW w:w="899" w:type="dxa"/>
+            <w:tcW w:w="898" w:type="dxa"/>
             <w:tcBorders>
               <w:left w:val="single" w:sz="4" w:space="0" w:color="1F497D"/>
               <w:bottom w:val="single" w:sz="4" w:space="0" w:color="1F497D"/>
@@ -10750,7 +10750,7 @@
         </w:tc>
         <w:tc>
           <w:tcPr>
-            <w:tcW w:w="1613" w:type="dxa"/>
+            <w:tcW w:w="1612" w:type="dxa"/>
             <w:tcBorders>
               <w:left w:val="single" w:sz="4" w:space="0" w:color="1F497D"/>
               <w:bottom w:val="single" w:sz="4" w:space="0" w:color="1F497D"/>
@@ -10766,7 +10766,9 @@
               <w:jc w:val="left"/>
               <w:rPr>
                 <w:b w:val="false"/>
+                <w:b w:val="false"/>
                 <w:bCs w:val="false"/>
+                <w:i w:val="false"/>
                 <w:i w:val="false"/>
                 <w:iCs w:val="false"/>
                 <w:sz w:val="24"/>
@@ -10788,7 +10790,7 @@
         </w:tc>
         <w:tc>
           <w:tcPr>
-            <w:tcW w:w="3148" w:type="dxa"/>
+            <w:tcW w:w="3149" w:type="dxa"/>
             <w:tcBorders>
               <w:left w:val="single" w:sz="4" w:space="0" w:color="1F497D"/>
               <w:bottom w:val="single" w:sz="4" w:space="0" w:color="1F497D"/>
@@ -10804,7 +10806,9 @@
               <w:jc w:val="left"/>
               <w:rPr>
                 <w:b w:val="false"/>
+                <w:b w:val="false"/>
                 <w:bCs w:val="false"/>
+                <w:i w:val="false"/>
                 <w:i w:val="false"/>
                 <w:iCs w:val="false"/>
                 <w:sz w:val="24"/>
@@ -10825,7 +10829,7 @@
         </w:tc>
         <w:tc>
           <w:tcPr>
-            <w:tcW w:w="900" w:type="dxa"/>
+            <w:tcW w:w="899" w:type="dxa"/>
             <w:tcBorders>
               <w:left w:val="single" w:sz="4" w:space="0" w:color="1F497D"/>
               <w:bottom w:val="single" w:sz="4" w:space="0" w:color="1F497D"/>
@@ -10858,7 +10862,7 @@
         </w:tc>
         <w:tc>
           <w:tcPr>
-            <w:tcW w:w="1000" w:type="dxa"/>
+            <w:tcW w:w="1002" w:type="dxa"/>
             <w:tcBorders>
               <w:left w:val="single" w:sz="4" w:space="0" w:color="1F497D"/>
               <w:bottom w:val="single" w:sz="4" w:space="0" w:color="1F497D"/>
@@ -10891,7 +10895,7 @@
         </w:tc>
         <w:tc>
           <w:tcPr>
-            <w:tcW w:w="899" w:type="dxa"/>
+            <w:tcW w:w="898" w:type="dxa"/>
             <w:tcBorders>
               <w:left w:val="single" w:sz="4" w:space="0" w:color="1F497D"/>
               <w:bottom w:val="single" w:sz="4" w:space="0" w:color="1F497D"/>
@@ -10996,7 +11000,7 @@
         </w:tc>
         <w:tc>
           <w:tcPr>
-            <w:tcW w:w="1613" w:type="dxa"/>
+            <w:tcW w:w="1612" w:type="dxa"/>
             <w:tcBorders>
               <w:left w:val="single" w:sz="4" w:space="0" w:color="1F497D"/>
               <w:bottom w:val="single" w:sz="4" w:space="0" w:color="1F497D"/>
@@ -11012,7 +11016,9 @@
               <w:jc w:val="left"/>
               <w:rPr>
                 <w:b w:val="false"/>
+                <w:b w:val="false"/>
                 <w:bCs w:val="false"/>
+                <w:i w:val="false"/>
                 <w:i w:val="false"/>
                 <w:iCs w:val="false"/>
                 <w:sz w:val="24"/>
@@ -11034,7 +11040,7 @@
         </w:tc>
         <w:tc>
           <w:tcPr>
-            <w:tcW w:w="3148" w:type="dxa"/>
+            <w:tcW w:w="3149" w:type="dxa"/>
             <w:tcBorders>
               <w:left w:val="single" w:sz="4" w:space="0" w:color="1F497D"/>
               <w:bottom w:val="single" w:sz="4" w:space="0" w:color="1F497D"/>
@@ -11050,7 +11056,9 @@
               <w:jc w:val="left"/>
               <w:rPr>
                 <w:b w:val="false"/>
+                <w:b w:val="false"/>
                 <w:bCs w:val="false"/>
+                <w:i w:val="false"/>
                 <w:i w:val="false"/>
                 <w:iCs w:val="false"/>
                 <w:sz w:val="24"/>
@@ -11071,7 +11079,7 @@
         </w:tc>
         <w:tc>
           <w:tcPr>
-            <w:tcW w:w="900" w:type="dxa"/>
+            <w:tcW w:w="899" w:type="dxa"/>
             <w:tcBorders>
               <w:left w:val="single" w:sz="4" w:space="0" w:color="1F497D"/>
               <w:bottom w:val="single" w:sz="4" w:space="0" w:color="1F497D"/>
@@ -11104,7 +11112,7 @@
         </w:tc>
         <w:tc>
           <w:tcPr>
-            <w:tcW w:w="1000" w:type="dxa"/>
+            <w:tcW w:w="1002" w:type="dxa"/>
             <w:tcBorders>
               <w:left w:val="single" w:sz="4" w:space="0" w:color="1F497D"/>
               <w:bottom w:val="single" w:sz="4" w:space="0" w:color="1F497D"/>
@@ -11137,7 +11145,7 @@
         </w:tc>
         <w:tc>
           <w:tcPr>
-            <w:tcW w:w="899" w:type="dxa"/>
+            <w:tcW w:w="898" w:type="dxa"/>
             <w:tcBorders>
               <w:left w:val="single" w:sz="4" w:space="0" w:color="1F497D"/>
               <w:bottom w:val="single" w:sz="4" w:space="0" w:color="1F497D"/>
@@ -11242,7 +11250,7 @@
         </w:tc>
         <w:tc>
           <w:tcPr>
-            <w:tcW w:w="1613" w:type="dxa"/>
+            <w:tcW w:w="1612" w:type="dxa"/>
             <w:tcBorders>
               <w:left w:val="single" w:sz="4" w:space="0" w:color="1F497D"/>
               <w:bottom w:val="single" w:sz="4" w:space="0" w:color="1F497D"/>
@@ -11258,7 +11266,9 @@
               <w:jc w:val="left"/>
               <w:rPr>
                 <w:b/>
+                <w:b/>
                 <w:bCs/>
+                <w:i w:val="false"/>
                 <w:i w:val="false"/>
                 <w:iCs w:val="false"/>
                 <w:sz w:val="24"/>
@@ -11280,7 +11290,7 @@
         </w:tc>
         <w:tc>
           <w:tcPr>
-            <w:tcW w:w="3148" w:type="dxa"/>
+            <w:tcW w:w="3149" w:type="dxa"/>
             <w:tcBorders>
               <w:left w:val="single" w:sz="4" w:space="0" w:color="1F497D"/>
               <w:bottom w:val="single" w:sz="4" w:space="0" w:color="1F497D"/>
@@ -11296,7 +11306,9 @@
               <w:jc w:val="left"/>
               <w:rPr>
                 <w:b/>
+                <w:b/>
                 <w:bCs/>
+                <w:i w:val="false"/>
                 <w:i w:val="false"/>
                 <w:iCs w:val="false"/>
                 <w:sz w:val="24"/>
@@ -11317,7 +11329,7 @@
         </w:tc>
         <w:tc>
           <w:tcPr>
-            <w:tcW w:w="900" w:type="dxa"/>
+            <w:tcW w:w="899" w:type="dxa"/>
             <w:tcBorders>
               <w:left w:val="single" w:sz="4" w:space="0" w:color="1F497D"/>
               <w:bottom w:val="single" w:sz="4" w:space="0" w:color="1F497D"/>
@@ -11350,7 +11362,7 @@
         </w:tc>
         <w:tc>
           <w:tcPr>
-            <w:tcW w:w="1000" w:type="dxa"/>
+            <w:tcW w:w="1002" w:type="dxa"/>
             <w:tcBorders>
               <w:left w:val="single" w:sz="4" w:space="0" w:color="1F497D"/>
               <w:bottom w:val="single" w:sz="4" w:space="0" w:color="1F497D"/>
@@ -11383,7 +11395,7 @@
         </w:tc>
         <w:tc>
           <w:tcPr>
-            <w:tcW w:w="899" w:type="dxa"/>
+            <w:tcW w:w="898" w:type="dxa"/>
             <w:tcBorders>
               <w:left w:val="single" w:sz="4" w:space="0" w:color="1F497D"/>
               <w:bottom w:val="single" w:sz="4" w:space="0" w:color="1F497D"/>
@@ -11595,7 +11607,7 @@
       <w:tblStyle w:val="Tablaconcuadrcula8"/>
       <w:tblW w:w="9072" w:type="dxa"/>
       <w:jc w:val="left"/>
-      <w:tblInd w:w="642" w:type="dxa"/>
+      <w:tblInd w:w="641" w:type="dxa"/>
       <w:tblLayout w:type="fixed"/>
       <w:tblCellMar>
         <w:top w:w="0" w:type="dxa"/>
@@ -11699,7 +11711,7 @@
               <w:docPartGallery w:val="Page Numbers (Top of Page)"/>
               <w:docPartUnique w:val="true"/>
             </w:docPartObj>
-            <w:id w:val="719075823"/>
+            <w:id w:val="1686558175"/>
           </w:sdtPr>
           <w:sdtContent>
             <w:p>
@@ -11862,7 +11874,7 @@
               <w:szCs w:val="16"/>
               <w:lang w:val="pt-PT" w:bidi="ar-SA"/>
             </w:rPr>
-            <w:t xml:space="preserve">{{XXX}}-{{month}}-{{year}}-{{rol}} </w:t>
+            <w:t>{{XXX}}-{{month}}-{{year}}-{{rol}}</w:t>
           </w:r>
         </w:p>
       </w:tc>
@@ -11883,7 +11895,7 @@
               <w:docPartGallery w:val="Page Numbers (Top of Page)"/>
               <w:docPartUnique w:val="true"/>
             </w:docPartObj>
-            <w:id w:val="1406953375"/>
+            <w:id w:val="497210930"/>
           </w:sdtPr>
           <w:sdtContent>
             <w:p>
@@ -11908,18 +11920,6 @@
                   <w:lang w:val="pt-BR" w:bidi="ar-SA"/>
                 </w:rPr>
                 <w:t>F4–PRO-ASC-01</w:t>
-              </w:r>
-              <w:r>
-                <w:rPr>
-                  <w:rFonts w:eastAsia="Times New Roman" w:cs="Arial"/>
-                  <w:b/>
-                  <w:bCs/>
-                  <w:color w:val="000000"/>
-                  <w:kern w:val="0"/>
-                  <w:szCs w:val="20"/>
-                  <w:lang w:bidi="ar-SA"/>
-                </w:rPr>
-                <w:t xml:space="preserve">                                                                              </w:t>
               </w:r>
             </w:p>
           </w:sdtContent>
@@ -12027,7 +12027,7 @@
               <w:color w:val="000000"/>
               <w:lang w:val="es-ES" w:bidi="ar-SA"/>
             </w:rPr>
-            <w:t>6</w:t>
+            <w:t>5</w:t>
           </w:r>
           <w:r>
             <w:rPr>

--- a/app/templates/template_1.docx
+++ b/app/templates/template_1.docx
@@ -9314,6 +9314,7 @@
           <w:u w:val="none"/>
           <w:em w:val="none"/>
         </w:rPr>
+        <w:t>{{inc_tabla_ini}}</w:t>
       </w:r>
     </w:p>
     <w:p>
@@ -11573,6 +11574,7 @@
       </w:pPr>
       <w:r>
         <w:rPr/>
+        <w:t>{{inc_tabla_fin}}</w:t>
       </w:r>
     </w:p>
     <w:p>
@@ -11711,7 +11713,7 @@
               <w:docPartGallery w:val="Page Numbers (Top of Page)"/>
               <w:docPartUnique w:val="true"/>
             </w:docPartObj>
-            <w:id w:val="1686558175"/>
+            <w:id w:val="549417496"/>
           </w:sdtPr>
           <w:sdtContent>
             <w:p>
@@ -11895,7 +11897,7 @@
               <w:docPartGallery w:val="Page Numbers (Top of Page)"/>
               <w:docPartUnique w:val="true"/>
             </w:docPartObj>
-            <w:id w:val="497210930"/>
+            <w:id w:val="1936296438"/>
           </w:sdtPr>
           <w:sdtContent>
             <w:p>
@@ -12027,7 +12029,7 @@
               <w:color w:val="000000"/>
               <w:lang w:val="es-ES" w:bidi="ar-SA"/>
             </w:rPr>
-            <w:t>5</w:t>
+            <w:t>6</w:t>
           </w:r>
           <w:r>
             <w:rPr>
